--- a/webapp/templates/TOTRINH/13_Mau_Giay_moi.docx
+++ b/webapp/templates/TOTRINH/13_Mau_Giay_moi.docx
@@ -934,21 +934,7 @@
         </w:rPr>
       </w:pPr>
       <w:r>
-        <w:rPr>
-          <w:rFonts w:ascii="Times New Roman" w:hAnsi="Times New Roman"/>
-          <w:szCs w:val="28"/>
-          <w:lang w:val="sv-SE"/>
-        </w:rPr>
-        <w:t>Chủ trì: ………………………</w:t>
-      </w:r>
-      <w:r>
-        <w:rPr>
-          <w:rFonts w:ascii="Times New Roman" w:hAnsi="Times New Roman"/>
-          <w:szCs w:val="28"/>
-          <w:lang w:val="sv-SE"/>
-        </w:rPr>
-        <w:tab/>
-        <w:t>………………………….……………….</w:t>
+        <w:t>Chủ trì: (CHUTRI)</w:t>
       </w:r>
     </w:p>
     <w:p>
@@ -968,21 +954,7 @@
         </w:rPr>
       </w:pPr>
       <w:r>
-        <w:rPr>
-          <w:rFonts w:ascii="Times New Roman" w:hAnsi="Times New Roman"/>
-          <w:szCs w:val="28"/>
-          <w:lang w:val="sv-SE"/>
-        </w:rPr>
-        <w:t>Thời gian:……</w:t>
-      </w:r>
-      <w:r>
-        <w:rPr>
-          <w:rFonts w:ascii="Times New Roman" w:hAnsi="Times New Roman"/>
-          <w:szCs w:val="28"/>
-          <w:lang w:val="sv-SE"/>
-        </w:rPr>
-        <w:tab/>
-        <w:t xml:space="preserve"> …………………………………………………….</w:t>
+        <w:t>Thời gian: (THOIGIAN)</w:t>
       </w:r>
     </w:p>
     <w:p>

--- a/webapp/templates/TOTRINH/13_Mau_Giay_moi.docx
+++ b/webapp/templates/TOTRINH/13_Mau_Giay_moi.docx
@@ -1,6 +1,6 @@
 
 <file path=word/document.xml><?xml version="1.0" encoding="utf-8"?>
-<w:document xmlns:wpc="http://schemas.microsoft.com/office/word/2010/wordprocessingCanvas" xmlns:cx="http://schemas.microsoft.com/office/drawing/2014/chartex" xmlns:cx1="http://schemas.microsoft.com/office/drawing/2015/9/8/chartex" xmlns:cx2="http://schemas.microsoft.com/office/drawing/2015/10/21/chartex" xmlns:cx3="http://schemas.microsoft.com/office/drawing/2016/5/9/chartex" xmlns:cx4="http://schemas.microsoft.com/office/drawing/2016/5/10/chartex" xmlns:cx5="http://schemas.microsoft.com/office/drawing/2016/5/11/chartex" xmlns:cx6="http://schemas.microsoft.com/office/drawing/2016/5/12/chartex" xmlns:cx7="http://schemas.microsoft.com/office/drawing/2016/5/13/chartex" xmlns:cx8="http://schemas.microsoft.com/office/drawing/2016/5/14/chartex" xmlns:mc="http://schemas.openxmlformats.org/markup-compatibility/2006" xmlns:aink="http://schemas.microsoft.com/office/drawing/2016/ink" xmlns:am3d="http://schemas.microsoft.com/office/drawing/2017/model3d" xmlns:o="urn:schemas-microsoft-com:office:office" xmlns:oel="http://schemas.microsoft.com/office/2019/extlst" xmlns:r="http://schemas.openxmlformats.org/officeDocument/2006/relationships" xmlns:m="http://schemas.openxmlformats.org/officeDocument/2006/math" xmlns:v="urn:schemas-microsoft-com:vml" xmlns:wp14="http://schemas.microsoft.com/office/word/2010/wordprocessingDrawing" xmlns:wp="http://schemas.openxmlformats.org/drawingml/2006/wordprocessingDrawing" xmlns:w10="urn:schemas-microsoft-com:office:word" xmlns:w="http://schemas.openxmlformats.org/wordprocessingml/2006/main" xmlns:w14="http://schemas.microsoft.com/office/word/2010/wordml" xmlns:w15="http://schemas.microsoft.com/office/word/2012/wordml" xmlns:w16cex="http://schemas.microsoft.com/office/word/2018/wordml/cex" xmlns:w16cid="http://schemas.microsoft.com/office/word/2016/wordml/cid" xmlns:w16="http://schemas.microsoft.com/office/word/2018/wordml" xmlns:w16du="http://schemas.microsoft.com/office/word/2023/wordml/word16du" xmlns:w16sdtdh="http://schemas.microsoft.com/office/word/2020/wordml/sdtdatahash" xmlns:w16sdtfl="http://schemas.microsoft.com/office/word/2024/wordml/sdtformatlock" xmlns:w16se="http://schemas.microsoft.com/office/word/2015/wordml/symex" xmlns:wpg="http://schemas.microsoft.com/office/word/2010/wordprocessingGroup" xmlns:wpi="http://schemas.microsoft.com/office/word/2010/wordprocessingInk" xmlns:wne="http://schemas.microsoft.com/office/word/2006/wordml" xmlns:wps="http://schemas.microsoft.com/office/word/2010/wordprocessingShape" mc:Ignorable="w14 w15 w16se w16cid w16 w16cex w16sdtdh w16sdtfl w16du wp14">
+<w:document xmlns:wpc="http://schemas.microsoft.com/office/word/2010/wordprocessingCanvas" xmlns:cx="http://schemas.microsoft.com/office/drawing/2014/chartex" xmlns:cx1="http://schemas.microsoft.com/office/drawing/2015/9/8/chartex" xmlns:cx2="http://schemas.microsoft.com/office/drawing/2015/10/21/chartex" xmlns:cx3="http://schemas.microsoft.com/office/drawing/2016/5/9/chartex" xmlns:cx4="http://schemas.microsoft.com/office/drawing/2016/5/10/chartex" xmlns:cx5="http://schemas.microsoft.com/office/drawing/2016/5/11/chartex" xmlns:cx6="http://schemas.microsoft.com/office/drawing/2016/5/12/chartex" xmlns:cx7="http://schemas.microsoft.com/office/drawing/2016/5/13/chartex" xmlns:cx8="http://schemas.microsoft.com/office/drawing/2016/5/14/chartex" xmlns:mc="http://schemas.openxmlformats.org/markup-compatibility/2006" xmlns:aink="http://schemas.microsoft.com/office/drawing/2016/ink" xmlns:am3d="http://schemas.microsoft.com/office/drawing/2017/model3d" xmlns:o="urn:schemas-microsoft-com:office:office" xmlns:oel="http://schemas.microsoft.com/office/2019/extlst" xmlns:r="http://schemas.openxmlformats.org/officeDocument/2006/relationships" xmlns:m="http://schemas.openxmlformats.org/officeDocument/2006/math" xmlns:v="urn:schemas-microsoft-com:vml" xmlns:wp14="http://schemas.microsoft.com/office/word/2010/wordprocessingDrawing" xmlns:wp="http://schemas.openxmlformats.org/drawingml/2006/wordprocessingDrawing" xmlns:w10="urn:schemas-microsoft-com:office:word" xmlns:w="http://schemas.openxmlformats.org/wordprocessingml/2006/main" xmlns:w14="http://schemas.microsoft.com/office/word/2010/wordml" xmlns:w15="http://schemas.microsoft.com/office/word/2012/wordml" xmlns:w16cei="http://schemas.microsoft.com/office/word/2026/wordml/cei" xmlns:w16cex="http://schemas.microsoft.com/office/word/2018/wordml/cex" xmlns:w16cid="http://schemas.microsoft.com/office/word/2016/wordml/cid" xmlns:w16="http://schemas.microsoft.com/office/word/2018/wordml" xmlns:w16du="http://schemas.microsoft.com/office/word/2023/wordml/word16du" xmlns:w16sdtdh="http://schemas.microsoft.com/office/word/2020/wordml/sdtdatahash" xmlns:w16sdtfl="http://schemas.microsoft.com/office/word/2024/wordml/sdtformatlock" xmlns:w16se="http://schemas.microsoft.com/office/word/2015/wordml/symex" xmlns:wpg="http://schemas.microsoft.com/office/word/2010/wordprocessingGroup" xmlns:wpi="http://schemas.microsoft.com/office/word/2010/wordprocessingInk" xmlns:wne="http://schemas.microsoft.com/office/word/2006/wordml" xmlns:wps="http://schemas.microsoft.com/office/word/2010/wordprocessingShape" mc:Ignorable="w14 w15 w16se w16cid w16 w16cex w16sdtdh w16sdtfl w16du wp14">
   <w:body>
     <w:p>
       <w:pPr>
@@ -9,140 +9,9 @@
           <w:rFonts w:ascii="Times New Roman" w:hAnsi="Times New Roman"/>
           <w:b/>
           <w:szCs w:val="28"/>
-          <w:lang w:val="sv-SE"/>
-        </w:rPr>
-      </w:pPr>
-      <w:r>
-        <w:rPr>
-          <w:rFonts w:ascii="Times New Roman" w:hAnsi="Times New Roman"/>
-          <w:b/>
-          <w:noProof/>
-          <w:szCs w:val="28"/>
-          <w:lang w:val="en-GB" w:eastAsia="en-GB"/>
-        </w:rPr>
-        <mc:AlternateContent>
-          <mc:Choice Requires="wps">
-            <w:drawing>
-              <wp:anchor distT="4294967295" distB="4294967295" distL="114300" distR="114300" simplePos="0" relativeHeight="251672064" behindDoc="0" locked="0" layoutInCell="1" allowOverlap="1" wp14:anchorId="143EEE86" wp14:editId="584B391F">
-                <wp:simplePos x="0" y="0"/>
-                <wp:positionH relativeFrom="column">
-                  <wp:posOffset>-13335</wp:posOffset>
-                </wp:positionH>
-                <wp:positionV relativeFrom="paragraph">
-                  <wp:posOffset>288289</wp:posOffset>
-                </wp:positionV>
-                <wp:extent cx="5710555" cy="0"/>
-                <wp:effectExtent l="0" t="0" r="0" b="0"/>
-                <wp:wrapNone/>
-                <wp:docPr id="30" name="AutoShape 67"/>
-                <wp:cNvGraphicFramePr>
-                  <a:graphicFrameLocks xmlns:a="http://schemas.openxmlformats.org/drawingml/2006/main"/>
-                </wp:cNvGraphicFramePr>
-                <a:graphic xmlns:a="http://schemas.openxmlformats.org/drawingml/2006/main">
-                  <a:graphicData uri="http://schemas.microsoft.com/office/word/2010/wordprocessingShape">
-                    <wps:wsp>
-                      <wps:cNvCnPr>
-                        <a:cxnSpLocks noChangeShapeType="1"/>
-                      </wps:cNvCnPr>
-                      <wps:spPr bwMode="auto">
-                        <a:xfrm>
-                          <a:off x="0" y="0"/>
-                          <a:ext cx="5710555" cy="0"/>
-                        </a:xfrm>
-                        <a:prstGeom prst="straightConnector1">
-                          <a:avLst/>
-                        </a:prstGeom>
-                        <a:noFill/>
-                        <a:ln w="9525">
-                          <a:solidFill>
-                            <a:srgbClr val="000000"/>
-                          </a:solidFill>
-                          <a:round/>
-                          <a:headEnd/>
-                          <a:tailEnd/>
-                        </a:ln>
-                        <a:extLst>
-                          <a:ext uri="{909E8E84-426E-40DD-AFC4-6F175D3DCCD1}">
-                            <a14:hiddenFill xmlns:a14="http://schemas.microsoft.com/office/drawing/2010/main">
-                              <a:noFill/>
-                            </a14:hiddenFill>
-                          </a:ext>
-                        </a:extLst>
-                      </wps:spPr>
-                      <wps:bodyPr/>
-                    </wps:wsp>
-                  </a:graphicData>
-                </a:graphic>
-                <wp14:sizeRelH relativeFrom="page">
-                  <wp14:pctWidth>0</wp14:pctWidth>
-                </wp14:sizeRelH>
-                <wp14:sizeRelV relativeFrom="page">
-                  <wp14:pctHeight>0</wp14:pctHeight>
-                </wp14:sizeRelV>
-              </wp:anchor>
-            </w:drawing>
-          </mc:Choice>
-          <mc:Fallback>
-            <w:pict>
-              <v:shape w14:anchorId="108D95B1" id="AutoShape 67" o:spid="_x0000_s1026" type="#_x0000_t32" style="position:absolute;margin-left:-1.05pt;margin-top:22.7pt;width:449.65pt;height:0;z-index:251672064;visibility:visible;mso-wrap-style:square;mso-width-percent:0;mso-height-percent:0;mso-wrap-distance-left:9pt;mso-wrap-distance-top:-3e-5mm;mso-wrap-distance-right:9pt;mso-wrap-distance-bottom:-3e-5mm;mso-position-horizontal:absolute;mso-position-horizontal-relative:text;mso-position-vertical:absolute;mso-position-vertical-relative:text;mso-width-percent:0;mso-height-percent:0;mso-width-relative:page;mso-height-relative:page" o:gfxdata="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"/>
-            </w:pict>
-          </mc:Fallback>
-        </mc:AlternateContent>
-      </w:r>
-      <w:r>
-        <w:rPr>
-          <w:rFonts w:ascii="Times New Roman" w:hAnsi="Times New Roman"/>
-          <w:b/>
-          <w:szCs w:val="28"/>
-          <w:lang w:val="sv-SE"/>
-        </w:rPr>
-        <w:t xml:space="preserve">Mẫu </w:t>
-      </w:r>
-      <w:r>
-        <w:rPr>
-          <w:rFonts w:ascii="Times New Roman" w:hAnsi="Times New Roman"/>
-          <w:b/>
-          <w:szCs w:val="28"/>
-          <w:lang w:val="sv-SE"/>
-        </w:rPr>
-        <w:t>1</w:t>
-      </w:r>
-      <w:r>
-        <w:rPr>
-          <w:rFonts w:ascii="Times New Roman" w:hAnsi="Times New Roman"/>
-          <w:b/>
-          <w:szCs w:val="28"/>
-          <w:lang w:val="sv-SE"/>
-        </w:rPr>
-        <w:t>3</w:t>
-      </w:r>
-      <w:r>
-        <w:rPr>
-          <w:rFonts w:ascii="Times New Roman" w:hAnsi="Times New Roman"/>
-          <w:b/>
-          <w:szCs w:val="28"/>
-          <w:lang w:val="sv-SE"/>
-        </w:rPr>
-        <w:t>.</w:t>
-      </w:r>
-      <w:r>
-        <w:rPr>
-          <w:rFonts w:ascii="Times New Roman" w:hAnsi="Times New Roman"/>
-          <w:b/>
-          <w:szCs w:val="28"/>
-          <w:lang w:val="sv-SE"/>
-        </w:rPr>
-        <w:t xml:space="preserve"> Giấy mời</w:t>
-      </w:r>
-      <w:r>
-        <w:rPr>
-          <w:rFonts w:ascii="Times New Roman" w:hAnsi="Times New Roman"/>
-          <w:b/>
-          <w:szCs w:val="28"/>
-          <w:lang w:val="sv-SE"/>
-        </w:rPr>
-        <w:t xml:space="preserve"> </w:t>
-      </w:r>
+          <w:lang w:val="vi-VN"/>
+        </w:rPr>
+      </w:pPr>
     </w:p>
     <w:tbl>
       <w:tblPr>
@@ -173,37 +42,23 @@
               <w:jc w:val="center"/>
               <w:rPr>
                 <w:rFonts w:ascii="Times New Roman" w:hAnsi="Times New Roman"/>
-                <w:bCs/>
-                <w:sz w:val="26"/>
-                <w:szCs w:val="26"/>
+                <w:szCs w:val="28"/>
+                <w:lang w:val="vi-VN"/>
               </w:rPr>
             </w:pPr>
             <w:r>
               <w:rPr>
                 <w:rFonts w:ascii="Times New Roman" w:hAnsi="Times New Roman"/>
-                <w:bCs/>
-                <w:sz w:val="26"/>
-                <w:szCs w:val="26"/>
-              </w:rPr>
-              <w:t xml:space="preserve">TẬP </w:t>
-            </w:r>
-            <w:r>
-              <w:rPr>
-                <w:rFonts w:ascii="Times New Roman" w:hAnsi="Times New Roman" w:hint="eastAsia"/>
-                <w:bCs/>
-                <w:sz w:val="26"/>
-                <w:szCs w:val="26"/>
-              </w:rPr>
-              <w:t>Đ</w:t>
-            </w:r>
-            <w:r>
-              <w:rPr>
-                <w:rFonts w:ascii="Times New Roman" w:hAnsi="Times New Roman"/>
-                <w:bCs/>
-                <w:sz w:val="26"/>
-                <w:szCs w:val="26"/>
-              </w:rPr>
-              <w:t>OÀN</w:t>
+                <w:szCs w:val="28"/>
+              </w:rPr>
+              <w:t xml:space="preserve">VIỄN THÔNG </w:t>
+            </w:r>
+            <w:r>
+              <w:rPr>
+                <w:rFonts w:ascii="Times New Roman" w:hAnsi="Times New Roman"/>
+                <w:szCs w:val="28"/>
+              </w:rPr>
+              <w:t>TÂY NINH</w:t>
             </w:r>
           </w:p>
           <w:p>
@@ -211,66 +66,21 @@
               <w:jc w:val="center"/>
               <w:rPr>
                 <w:rFonts w:ascii="Times New Roman" w:hAnsi="Times New Roman"/>
-                <w:bCs/>
-                <w:sz w:val="26"/>
-                <w:szCs w:val="26"/>
+                <w:b/>
+                <w:bCs/>
+                <w:szCs w:val="28"/>
+                <w:lang w:val="vi-VN"/>
               </w:rPr>
             </w:pPr>
             <w:r>
               <w:rPr>
                 <w:rFonts w:ascii="Times New Roman" w:hAnsi="Times New Roman"/>
-                <w:bCs/>
-                <w:sz w:val="26"/>
-                <w:szCs w:val="26"/>
-              </w:rPr>
-              <w:t xml:space="preserve"> B</w:t>
-            </w:r>
-            <w:r>
-              <w:rPr>
-                <w:rFonts w:ascii="Times New Roman" w:hAnsi="Times New Roman" w:hint="eastAsia"/>
-                <w:bCs/>
-                <w:sz w:val="26"/>
-                <w:szCs w:val="26"/>
-              </w:rPr>
-              <w:t>Ư</w:t>
-            </w:r>
-            <w:r>
-              <w:rPr>
-                <w:rFonts w:ascii="Times New Roman" w:hAnsi="Times New Roman"/>
-                <w:bCs/>
-                <w:sz w:val="26"/>
-                <w:szCs w:val="26"/>
-              </w:rPr>
-              <w:t>U CHÍNH VIỄN THÔNG VIỆT NAM</w:t>
-            </w:r>
-          </w:p>
-          <w:p>
-            <w:pPr>
-              <w:jc w:val="center"/>
-              <w:rPr>
-                <w:rFonts w:ascii="Times New Roman" w:hAnsi="Times New Roman"/>
-                <w:b/>
-                <w:sz w:val="24"/>
-                <w:szCs w:val="24"/>
-              </w:rPr>
-            </w:pPr>
-            <w:r>
-              <w:rPr>
-                <w:rFonts w:ascii="Times New Roman" w:hAnsi="Times New Roman"/>
                 <w:b/>
                 <w:bCs/>
                 <w:szCs w:val="28"/>
-              </w:rPr>
-              <w:t xml:space="preserve">VIỄN THÔNG </w:t>
-            </w:r>
-            <w:r>
-              <w:rPr>
-                <w:rFonts w:ascii="Times New Roman" w:hAnsi="Times New Roman"/>
-                <w:b/>
-                <w:bCs/>
-                <w:szCs w:val="28"/>
-              </w:rPr>
-              <w:t>TÂY NINH</w:t>
+                <w:lang w:val="vi-VN"/>
+              </w:rPr>
+              <w:t xml:space="preserve">TRUNG TÂM HẠ TẦNG </w:t>
             </w:r>
             <w:r>
               <w:rPr>
@@ -400,6 +210,7 @@
               </w:rPr>
               <w:t xml:space="preserve">      </w:t>
             </w:r>
+            <w:proofErr w:type="spellStart"/>
             <w:r>
               <w:rPr>
                 <w:rFonts w:ascii="Times New Roman" w:hAnsi="Times New Roman"/>
@@ -407,7 +218,17 @@
                 <w:szCs w:val="26"/>
                 <w:lang w:val="en-US"/>
               </w:rPr>
-              <w:t xml:space="preserve">Số:  </w:t>
+              <w:t>Số</w:t>
+            </w:r>
+            <w:proofErr w:type="spellEnd"/>
+            <w:r>
+              <w:rPr>
+                <w:rFonts w:ascii="Times New Roman" w:hAnsi="Times New Roman"/>
+                <w:sz w:val="26"/>
+                <w:szCs w:val="26"/>
+                <w:lang w:val="en-US"/>
+              </w:rPr>
+              <w:t xml:space="preserve">:  </w:t>
             </w:r>
           </w:p>
         </w:tc>
@@ -450,6 +271,7 @@
                 <w:lang w:val="en-US"/>
               </w:rPr>
             </w:pPr>
+            <w:proofErr w:type="spellStart"/>
             <w:r>
               <w:rPr>
                 <w:rFonts w:ascii="Times New Roman" w:hAnsi="Times New Roman"/>
@@ -458,8 +280,97 @@
                 <w:szCs w:val="26"/>
                 <w:lang w:val="en-US"/>
               </w:rPr>
-              <w:t>Độc lập - Tự do - Hạnh phúc</w:t>
-            </w:r>
+              <w:t>Độc</w:t>
+            </w:r>
+            <w:proofErr w:type="spellEnd"/>
+            <w:r>
+              <w:rPr>
+                <w:rFonts w:ascii="Times New Roman" w:hAnsi="Times New Roman"/>
+                <w:b/>
+                <w:bCs/>
+                <w:szCs w:val="26"/>
+                <w:lang w:val="en-US"/>
+              </w:rPr>
+              <w:t xml:space="preserve"> </w:t>
+            </w:r>
+            <w:proofErr w:type="spellStart"/>
+            <w:r>
+              <w:rPr>
+                <w:rFonts w:ascii="Times New Roman" w:hAnsi="Times New Roman"/>
+                <w:b/>
+                <w:bCs/>
+                <w:szCs w:val="26"/>
+                <w:lang w:val="en-US"/>
+              </w:rPr>
+              <w:t>lập</w:t>
+            </w:r>
+            <w:proofErr w:type="spellEnd"/>
+            <w:r>
+              <w:rPr>
+                <w:rFonts w:ascii="Times New Roman" w:hAnsi="Times New Roman"/>
+                <w:b/>
+                <w:bCs/>
+                <w:szCs w:val="26"/>
+                <w:lang w:val="en-US"/>
+              </w:rPr>
+              <w:t xml:space="preserve"> - </w:t>
+            </w:r>
+            <w:proofErr w:type="spellStart"/>
+            <w:r>
+              <w:rPr>
+                <w:rFonts w:ascii="Times New Roman" w:hAnsi="Times New Roman"/>
+                <w:b/>
+                <w:bCs/>
+                <w:szCs w:val="26"/>
+                <w:lang w:val="en-US"/>
+              </w:rPr>
+              <w:t>Tự</w:t>
+            </w:r>
+            <w:proofErr w:type="spellEnd"/>
+            <w:r>
+              <w:rPr>
+                <w:rFonts w:ascii="Times New Roman" w:hAnsi="Times New Roman"/>
+                <w:b/>
+                <w:bCs/>
+                <w:szCs w:val="26"/>
+                <w:lang w:val="en-US"/>
+              </w:rPr>
+              <w:t xml:space="preserve"> do - </w:t>
+            </w:r>
+            <w:proofErr w:type="spellStart"/>
+            <w:r>
+              <w:rPr>
+                <w:rFonts w:ascii="Times New Roman" w:hAnsi="Times New Roman"/>
+                <w:b/>
+                <w:bCs/>
+                <w:szCs w:val="26"/>
+                <w:lang w:val="en-US"/>
+              </w:rPr>
+              <w:t>Hạnh</w:t>
+            </w:r>
+            <w:proofErr w:type="spellEnd"/>
+            <w:r>
+              <w:rPr>
+                <w:rFonts w:ascii="Times New Roman" w:hAnsi="Times New Roman"/>
+                <w:b/>
+                <w:bCs/>
+                <w:szCs w:val="26"/>
+                <w:lang w:val="en-US"/>
+              </w:rPr>
+              <w:t xml:space="preserve"> </w:t>
+            </w:r>
+            <w:proofErr w:type="spellStart"/>
+            <w:r>
+              <w:rPr>
+                <w:rFonts w:ascii="Times New Roman" w:hAnsi="Times New Roman"/>
+                <w:b/>
+                <w:bCs/>
+                <w:szCs w:val="26"/>
+                <w:lang w:val="en-US"/>
+              </w:rPr>
+              <w:t>phúc</w:t>
+            </w:r>
+            <w:proofErr w:type="spellEnd"/>
           </w:p>
           <w:p>
             <w:pPr>
@@ -592,6 +503,7 @@
               </w:rPr>
               <w:t xml:space="preserve">, </w:t>
             </w:r>
+            <w:proofErr w:type="spellStart"/>
             <w:r>
               <w:rPr>
                 <w:rFonts w:ascii="Times New Roman" w:hAnsi="Times New Roman"/>
@@ -600,8 +512,9 @@
                 <w:szCs w:val="26"/>
                 <w:lang w:val="en-US"/>
               </w:rPr>
-              <w:t xml:space="preserve">ngày </w:t>
-            </w:r>
+              <w:t>ngày</w:t>
+            </w:r>
+            <w:proofErr w:type="spellEnd"/>
             <w:r>
               <w:rPr>
                 <w:rFonts w:ascii="Times New Roman" w:hAnsi="Times New Roman"/>
@@ -610,7 +523,7 @@
                 <w:szCs w:val="26"/>
                 <w:lang w:val="en-US"/>
               </w:rPr>
-              <w:t xml:space="preserve">      </w:t>
+              <w:t xml:space="preserve"> </w:t>
             </w:r>
             <w:r>
               <w:rPr>
@@ -620,8 +533,9 @@
                 <w:szCs w:val="26"/>
                 <w:lang w:val="en-US"/>
               </w:rPr>
-              <w:t xml:space="preserve">tháng </w:t>
-            </w:r>
+              <w:t xml:space="preserve">      </w:t>
+            </w:r>
+            <w:proofErr w:type="spellStart"/>
             <w:r>
               <w:rPr>
                 <w:rFonts w:ascii="Times New Roman" w:hAnsi="Times New Roman"/>
@@ -630,8 +544,9 @@
                 <w:szCs w:val="26"/>
                 <w:lang w:val="en-US"/>
               </w:rPr>
-              <w:t xml:space="preserve">      </w:t>
-            </w:r>
+              <w:t>tháng</w:t>
+            </w:r>
+            <w:proofErr w:type="spellEnd"/>
             <w:r>
               <w:rPr>
                 <w:rFonts w:ascii="Times New Roman" w:hAnsi="Times New Roman"/>
@@ -640,7 +555,39 @@
                 <w:szCs w:val="26"/>
                 <w:lang w:val="en-US"/>
               </w:rPr>
-              <w:t xml:space="preserve">năm </w:t>
+              <w:t xml:space="preserve"> </w:t>
+            </w:r>
+            <w:r>
+              <w:rPr>
+                <w:rFonts w:ascii="Times New Roman" w:hAnsi="Times New Roman"/>
+                <w:i/>
+                <w:iCs/>
+                <w:szCs w:val="26"/>
+                <w:lang w:val="en-US"/>
+              </w:rPr>
+              <w:t xml:space="preserve">      </w:t>
+            </w:r>
+            <w:proofErr w:type="spellStart"/>
+            <w:r>
+              <w:rPr>
+                <w:rFonts w:ascii="Times New Roman" w:hAnsi="Times New Roman"/>
+                <w:i/>
+                <w:iCs/>
+                <w:szCs w:val="26"/>
+                <w:lang w:val="en-US"/>
+              </w:rPr>
+              <w:t>năm</w:t>
+            </w:r>
+            <w:proofErr w:type="spellEnd"/>
+            <w:r>
+              <w:rPr>
+                <w:rFonts w:ascii="Times New Roman" w:hAnsi="Times New Roman"/>
+                <w:i/>
+                <w:iCs/>
+                <w:szCs w:val="26"/>
+                <w:lang w:val="en-US"/>
+              </w:rPr>
+              <w:t xml:space="preserve"> </w:t>
             </w:r>
           </w:p>
         </w:tc>
@@ -954,7 +901,7 @@
         </w:rPr>
       </w:pPr>
       <w:r>
-        <w:t>Thời gian: (THOIGIAN)</w:t>
+        <w:t>Thời gian: (TIME)</w:t>
       </w:r>
     </w:p>
     <w:p>
@@ -1036,21 +983,18 @@
     </w:p>
     <w:tbl>
       <w:tblPr>
-        <w:tblW w:w="9435" w:type="dxa"/>
+        <w:tblW w:w="9351" w:type="dxa"/>
+        <w:tblInd w:w="84" w:type="dxa"/>
         <w:tblLayout w:type="fixed"/>
         <w:tblLook w:val="0000" w:firstRow="0" w:lastRow="0" w:firstColumn="0" w:lastColumn="0" w:noHBand="0" w:noVBand="0"/>
       </w:tblPr>
       <w:tblGrid>
-        <w:gridCol w:w="84"/>
         <w:gridCol w:w="2897"/>
         <w:gridCol w:w="244"/>
-        <w:gridCol w:w="6062"/>
-        <w:gridCol w:w="148"/>
+        <w:gridCol w:w="6210"/>
       </w:tblGrid>
       <w:tr>
         <w:trPr>
-          <w:gridBefore w:val="1"/>
-          <w:wBefore w:w="84" w:type="dxa"/>
           <w:cantSplit/>
         </w:trPr>
         <w:tc>
@@ -1102,7 +1046,6 @@
         <w:tc>
           <w:tcPr>
             <w:tcW w:w="6210" w:type="dxa"/>
-            <w:gridSpan w:val="2"/>
           </w:tcPr>
           <w:p>
             <w:pPr>
@@ -1155,8 +1098,6 @@
       </w:tr>
       <w:tr>
         <w:trPr>
-          <w:gridBefore w:val="1"/>
-          <w:wBefore w:w="84" w:type="dxa"/>
           <w:cantSplit/>
         </w:trPr>
         <w:tc>
@@ -1315,6 +1256,7 @@
                 <w:szCs w:val="22"/>
               </w:rPr>
             </w:pPr>
+            <w:proofErr w:type="spellStart"/>
             <w:r>
               <w:rPr>
                 <w:rFonts w:ascii="Times New Roman" w:hAnsi="Times New Roman"/>
@@ -1323,7 +1265,40 @@
                 <w:sz w:val="24"/>
                 <w:szCs w:val="24"/>
               </w:rPr>
-              <w:t>Số eOffice: ..(</w:t>
+              <w:t>Số</w:t>
+            </w:r>
+            <w:proofErr w:type="spellEnd"/>
+            <w:r>
+              <w:rPr>
+                <w:rFonts w:ascii="Times New Roman" w:hAnsi="Times New Roman"/>
+                <w:b/>
+                <w:bCs/>
+                <w:sz w:val="24"/>
+                <w:szCs w:val="24"/>
+              </w:rPr>
+              <w:t xml:space="preserve"> </w:t>
+            </w:r>
+            <w:proofErr w:type="spellStart"/>
+            <w:r>
+              <w:rPr>
+                <w:rFonts w:ascii="Times New Roman" w:hAnsi="Times New Roman"/>
+                <w:b/>
+                <w:bCs/>
+                <w:sz w:val="24"/>
+                <w:szCs w:val="24"/>
+              </w:rPr>
+              <w:t>eOffice</w:t>
+            </w:r>
+            <w:proofErr w:type="spellEnd"/>
+            <w:r>
+              <w:rPr>
+                <w:rFonts w:ascii="Times New Roman" w:hAnsi="Times New Roman"/>
+                <w:b/>
+                <w:bCs/>
+                <w:sz w:val="24"/>
+                <w:szCs w:val="24"/>
+              </w:rPr>
+              <w:t>: ..(</w:t>
             </w:r>
             <w:r>
               <w:rPr>
@@ -1397,7 +1372,6 @@
         <w:tc>
           <w:tcPr>
             <w:tcW w:w="6210" w:type="dxa"/>
-            <w:gridSpan w:val="2"/>
           </w:tcPr>
           <w:p>
             <w:pPr>
@@ -1425,46 +1399,11 @@
                 <w:lang w:val="sv-SE"/>
               </w:rPr>
             </w:pPr>
-            <w:r>
-              <w:rPr>
-                <w:rFonts w:ascii="Times New Roman" w:hAnsi="Times New Roman"/>
-                <w:i/>
-                <w:iCs/>
-                <w:sz w:val="26"/>
-                <w:szCs w:val="26"/>
-                <w:lang w:val="sv-SE"/>
-              </w:rPr>
-              <w:t>(Chữ ký</w:t>
-            </w:r>
-            <w:r>
-              <w:rPr>
-                <w:rFonts w:ascii="Times New Roman" w:hAnsi="Times New Roman"/>
-                <w:i/>
-                <w:iCs/>
-                <w:sz w:val="26"/>
-                <w:szCs w:val="26"/>
-                <w:lang w:val="sv-SE"/>
-              </w:rPr>
-              <w:t>, dấu</w:t>
-            </w:r>
-            <w:r>
-              <w:rPr>
-                <w:rFonts w:ascii="Times New Roman" w:hAnsi="Times New Roman"/>
-                <w:i/>
-                <w:iCs/>
-                <w:sz w:val="26"/>
-                <w:szCs w:val="26"/>
-                <w:lang w:val="sv-SE"/>
-              </w:rPr>
-              <w:t>)</w:t>
-            </w:r>
           </w:p>
         </w:tc>
       </w:tr>
       <w:tr>
         <w:trPr>
-          <w:gridBefore w:val="1"/>
-          <w:wBefore w:w="84" w:type="dxa"/>
           <w:cantSplit/>
           <w:trHeight w:val="111"/>
         </w:trPr>
@@ -1508,7 +1447,6 @@
         <w:tc>
           <w:tcPr>
             <w:tcW w:w="6210" w:type="dxa"/>
-            <w:gridSpan w:val="2"/>
             <w:tcBorders>
               <w:bottom w:val="nil"/>
             </w:tcBorders>
@@ -1527,8 +1465,6 @@
       </w:tr>
       <w:tr>
         <w:trPr>
-          <w:gridBefore w:val="1"/>
-          <w:wBefore w:w="84" w:type="dxa"/>
           <w:cantSplit/>
         </w:trPr>
         <w:tc>
@@ -1568,7 +1504,6 @@
         <w:tc>
           <w:tcPr>
             <w:tcW w:w="6210" w:type="dxa"/>
-            <w:gridSpan w:val="2"/>
           </w:tcPr>
           <w:p>
             <w:pPr>
@@ -1608,849 +1543,8 @@
           </w:p>
         </w:tc>
       </w:tr>
-      <w:tr>
-        <w:tblPrEx>
-          <w:tblBorders>
-            <w:top w:val="single" w:sz="4" w:space="0" w:color="000000"/>
-            <w:insideH w:val="single" w:sz="4" w:space="0" w:color="000000"/>
-            <w:insideV w:val="single" w:sz="4" w:space="0" w:color="000000"/>
-          </w:tblBorders>
-          <w:tblLook w:val="04A0" w:firstRow="1" w:lastRow="0" w:firstColumn="1" w:lastColumn="0" w:noHBand="0" w:noVBand="1"/>
-        </w:tblPrEx>
-        <w:trPr>
-          <w:gridAfter w:val="1"/>
-          <w:wAfter w:w="148" w:type="dxa"/>
-        </w:trPr>
-        <w:tc>
-          <w:tcPr>
-            <w:tcW w:w="9287" w:type="dxa"/>
-            <w:gridSpan w:val="4"/>
-          </w:tcPr>
-          <w:p>
-            <w:pPr>
-              <w:pStyle w:val="FootnoteText"/>
-              <w:jc w:val="both"/>
-              <w:rPr>
-                <w:b/>
-                <w:i/>
-                <w:sz w:val="22"/>
-                <w:szCs w:val="22"/>
-              </w:rPr>
-            </w:pPr>
-            <w:r>
-              <w:rPr>
-                <w:b/>
-                <w:i/>
-                <w:sz w:val="22"/>
-                <w:szCs w:val="22"/>
-              </w:rPr>
-              <w:t>Ghi chú:</w:t>
-            </w:r>
-          </w:p>
-          <w:p>
-            <w:pPr>
-              <w:rPr>
-                <w:rFonts w:ascii="Times New Roman" w:hAnsi="Times New Roman"/>
-                <w:b/>
-                <w:bCs/>
-                <w:i/>
-                <w:iCs/>
-                <w:sz w:val="22"/>
-                <w:szCs w:val="22"/>
-                <w:lang w:val="en-GB" w:eastAsia="zh-CN"/>
-              </w:rPr>
-            </w:pPr>
-            <w:r>
-              <w:rPr>
-                <w:rFonts w:ascii="Times New Roman" w:hAnsi="Times New Roman"/>
-                <w:b/>
-                <w:bCs/>
-                <w:i/>
-                <w:iCs/>
-                <w:sz w:val="22"/>
-                <w:szCs w:val="22"/>
-                <w:lang w:val="en-GB" w:eastAsia="zh-CN"/>
-              </w:rPr>
-              <w:t>* Các phần ghi: số: ký hiệu, ngày, tháng, năm của văn bản (để trống</w:t>
-            </w:r>
-            <w:r>
-              <w:rPr>
-                <w:rFonts w:ascii="Times New Roman" w:hAnsi="Times New Roman"/>
-                <w:b/>
-                <w:bCs/>
-                <w:i/>
-                <w:iCs/>
-                <w:sz w:val="22"/>
-                <w:szCs w:val="22"/>
-                <w:lang w:val="en-GB" w:eastAsia="zh-CN"/>
-              </w:rPr>
-              <w:t xml:space="preserve"> để hệ thống tự cập nhật</w:t>
-            </w:r>
-            <w:r>
-              <w:rPr>
-                <w:rFonts w:ascii="Times New Roman" w:hAnsi="Times New Roman"/>
-                <w:b/>
-                <w:bCs/>
-                <w:i/>
-                <w:iCs/>
-                <w:sz w:val="22"/>
-                <w:szCs w:val="22"/>
-                <w:lang w:val="en-GB" w:eastAsia="zh-CN"/>
-              </w:rPr>
-              <w:t>).</w:t>
-            </w:r>
-          </w:p>
-          <w:p>
-            <w:pPr>
-              <w:jc w:val="both"/>
-              <w:rPr>
-                <w:rFonts w:ascii="Times New Roman" w:hAnsi="Times New Roman"/>
-                <w:b/>
-                <w:bCs/>
-                <w:i/>
-                <w:iCs/>
-                <w:sz w:val="22"/>
-                <w:lang w:val="en-GB"/>
-              </w:rPr>
-            </w:pPr>
-            <w:r>
-              <w:rPr>
-                <w:rFonts w:ascii="Times New Roman" w:hAnsi="Times New Roman"/>
-                <w:b/>
-                <w:bCs/>
-                <w:i/>
-                <w:iCs/>
-                <w:sz w:val="22"/>
-                <w:szCs w:val="22"/>
-                <w:lang w:val="en-GB" w:eastAsia="zh-CN"/>
-              </w:rPr>
-              <w:t xml:space="preserve">* Phần đề ký: để khoảng cách (thông thủy) </w:t>
-            </w:r>
-            <w:r>
-              <w:rPr>
-                <w:rFonts w:ascii="Times New Roman" w:hAnsi="Times New Roman"/>
-                <w:b/>
-                <w:bCs/>
-                <w:i/>
-                <w:iCs/>
-                <w:sz w:val="22"/>
-                <w:lang w:val="en-GB"/>
-              </w:rPr>
-              <w:t>từ chân dòng ghi chức vụ bên trên đến dòng ghi họ và tên của người ký văn bản bên dưới từ 4,5cm đến 5 cm)</w:t>
-            </w:r>
-          </w:p>
-          <w:p>
-            <w:pPr>
-              <w:pStyle w:val="FootnoteText"/>
-              <w:jc w:val="both"/>
-              <w:rPr>
-                <w:bCs/>
-                <w:iCs/>
-                <w:sz w:val="22"/>
-                <w:szCs w:val="22"/>
-              </w:rPr>
-            </w:pPr>
-            <w:r>
-              <w:rPr>
-                <w:bCs/>
-                <w:iCs/>
-                <w:sz w:val="22"/>
-                <w:szCs w:val="22"/>
-              </w:rPr>
-              <w:t>(1) Ghi rõ tên đơn vị ban hành giấy mời</w:t>
-            </w:r>
-            <w:r>
-              <w:rPr>
-                <w:bCs/>
-                <w:iCs/>
-                <w:sz w:val="22"/>
-                <w:szCs w:val="22"/>
-              </w:rPr>
-              <w:t xml:space="preserve">. </w:t>
-            </w:r>
-          </w:p>
-          <w:p>
-            <w:pPr>
-              <w:pStyle w:val="FootnoteText"/>
-              <w:jc w:val="both"/>
-              <w:rPr>
-                <w:sz w:val="22"/>
-                <w:szCs w:val="22"/>
-              </w:rPr>
-            </w:pPr>
-            <w:r>
-              <w:rPr>
-                <w:sz w:val="22"/>
-                <w:szCs w:val="22"/>
-              </w:rPr>
-              <w:t>(</w:t>
-            </w:r>
-            <w:r>
-              <w:rPr>
-                <w:sz w:val="22"/>
-                <w:szCs w:val="22"/>
-              </w:rPr>
-              <w:t>2</w:t>
-            </w:r>
-            <w:r>
-              <w:rPr>
-                <w:sz w:val="22"/>
-                <w:szCs w:val="22"/>
-              </w:rPr>
-              <w:t xml:space="preserve">) </w:t>
-            </w:r>
-            <w:r>
-              <w:rPr>
-                <w:sz w:val="22"/>
-                <w:szCs w:val="22"/>
-              </w:rPr>
-              <w:t>Ghi đ</w:t>
-            </w:r>
-            <w:r>
-              <w:rPr>
-                <w:sz w:val="22"/>
-                <w:szCs w:val="22"/>
-              </w:rPr>
-              <w:t>ịa danh</w:t>
-            </w:r>
-            <w:r>
-              <w:rPr>
-                <w:sz w:val="22"/>
-                <w:szCs w:val="22"/>
-              </w:rPr>
-              <w:t>.</w:t>
-            </w:r>
-          </w:p>
-          <w:p>
-            <w:pPr>
-              <w:pStyle w:val="FootnoteText"/>
-              <w:jc w:val="both"/>
-              <w:rPr>
-                <w:sz w:val="22"/>
-                <w:szCs w:val="22"/>
-              </w:rPr>
-            </w:pPr>
-            <w:r>
-              <w:rPr>
-                <w:sz w:val="22"/>
-                <w:szCs w:val="22"/>
-              </w:rPr>
-              <w:t>(</w:t>
-            </w:r>
-            <w:r>
-              <w:rPr>
-                <w:sz w:val="22"/>
-                <w:szCs w:val="22"/>
-              </w:rPr>
-              <w:t>3</w:t>
-            </w:r>
-            <w:r>
-              <w:rPr>
-                <w:sz w:val="22"/>
-                <w:szCs w:val="22"/>
-              </w:rPr>
-              <w:t xml:space="preserve">) Trích yếu nội dung </w:t>
-            </w:r>
-            <w:r>
-              <w:rPr>
-                <w:sz w:val="22"/>
-                <w:szCs w:val="22"/>
-              </w:rPr>
-              <w:t>cuộc họp</w:t>
-            </w:r>
-            <w:r>
-              <w:rPr>
-                <w:sz w:val="22"/>
-                <w:szCs w:val="22"/>
-              </w:rPr>
-              <w:t>.</w:t>
-            </w:r>
-          </w:p>
-          <w:p>
-            <w:pPr>
-              <w:pStyle w:val="FootnoteText"/>
-              <w:jc w:val="both"/>
-              <w:rPr>
-                <w:sz w:val="22"/>
-                <w:szCs w:val="22"/>
-              </w:rPr>
-            </w:pPr>
-            <w:r>
-              <w:rPr>
-                <w:sz w:val="22"/>
-                <w:szCs w:val="22"/>
-              </w:rPr>
-              <w:t>(</w:t>
-            </w:r>
-            <w:r>
-              <w:rPr>
-                <w:sz w:val="22"/>
-                <w:szCs w:val="22"/>
-              </w:rPr>
-              <w:t>4</w:t>
-            </w:r>
-            <w:r>
-              <w:rPr>
-                <w:sz w:val="22"/>
-                <w:szCs w:val="22"/>
-              </w:rPr>
-              <w:t>) Tên cơ đơn vị ban hành giấy mời.</w:t>
-            </w:r>
-          </w:p>
-          <w:p>
-            <w:pPr>
-              <w:pStyle w:val="FootnoteText"/>
-              <w:jc w:val="both"/>
-              <w:rPr>
-                <w:sz w:val="22"/>
-                <w:szCs w:val="22"/>
-              </w:rPr>
-            </w:pPr>
-            <w:r>
-              <w:rPr>
-                <w:sz w:val="22"/>
-                <w:szCs w:val="22"/>
-              </w:rPr>
-              <w:t>(</w:t>
-            </w:r>
-            <w:r>
-              <w:rPr>
-                <w:sz w:val="22"/>
-                <w:szCs w:val="22"/>
-              </w:rPr>
-              <w:t>5</w:t>
-            </w:r>
-            <w:r>
-              <w:rPr>
-                <w:sz w:val="22"/>
-                <w:szCs w:val="22"/>
-              </w:rPr>
-              <w:t xml:space="preserve">) </w:t>
-            </w:r>
-            <w:r>
-              <w:rPr>
-                <w:sz w:val="22"/>
-                <w:szCs w:val="22"/>
-              </w:rPr>
-              <w:t>Tên cơ quan, tổ chức hoặc họ và tên, chức vụ, đơn vị công tác của người được mời.</w:t>
-            </w:r>
-          </w:p>
-          <w:p>
-            <w:pPr>
-              <w:pStyle w:val="FootnoteText"/>
-              <w:jc w:val="both"/>
-              <w:rPr>
-                <w:sz w:val="22"/>
-                <w:szCs w:val="22"/>
-              </w:rPr>
-            </w:pPr>
-            <w:r>
-              <w:rPr>
-                <w:sz w:val="22"/>
-                <w:szCs w:val="22"/>
-              </w:rPr>
-              <w:t>(</w:t>
-            </w:r>
-            <w:r>
-              <w:rPr>
-                <w:sz w:val="22"/>
-                <w:szCs w:val="22"/>
-              </w:rPr>
-              <w:t>6</w:t>
-            </w:r>
-            <w:r>
-              <w:rPr>
-                <w:sz w:val="22"/>
-                <w:szCs w:val="22"/>
-              </w:rPr>
-              <w:t>) Tên (nội dung) của cuộc họp, hội thảo, hội nghị v.v..</w:t>
-            </w:r>
-          </w:p>
-          <w:p>
-            <w:pPr>
-              <w:pStyle w:val="FootnoteText"/>
-              <w:jc w:val="both"/>
-              <w:rPr>
-                <w:sz w:val="22"/>
-                <w:szCs w:val="22"/>
-              </w:rPr>
-            </w:pPr>
-            <w:r>
-              <w:rPr>
-                <w:sz w:val="22"/>
-                <w:szCs w:val="22"/>
-              </w:rPr>
-              <w:t>(</w:t>
-            </w:r>
-            <w:r>
-              <w:rPr>
-                <w:sz w:val="22"/>
-                <w:szCs w:val="22"/>
-              </w:rPr>
-              <w:t>7</w:t>
-            </w:r>
-            <w:r>
-              <w:rPr>
-                <w:sz w:val="22"/>
-                <w:szCs w:val="22"/>
-              </w:rPr>
-              <w:t>) Ghi địa điểm họp.</w:t>
-            </w:r>
-          </w:p>
-          <w:p>
-            <w:pPr>
-              <w:pStyle w:val="FootnoteText"/>
-              <w:jc w:val="both"/>
-              <w:rPr>
-                <w:sz w:val="22"/>
-                <w:szCs w:val="22"/>
-              </w:rPr>
-            </w:pPr>
-            <w:r>
-              <w:rPr>
-                <w:sz w:val="22"/>
-                <w:szCs w:val="22"/>
-              </w:rPr>
-              <w:t>(</w:t>
-            </w:r>
-            <w:r>
-              <w:rPr>
-                <w:sz w:val="22"/>
-                <w:szCs w:val="22"/>
-              </w:rPr>
-              <w:t>8</w:t>
-            </w:r>
-            <w:r>
-              <w:rPr>
-                <w:sz w:val="22"/>
-                <w:szCs w:val="22"/>
-              </w:rPr>
-              <w:t>) Các vấn đề lưu ý</w:t>
-            </w:r>
-            <w:r>
-              <w:rPr>
-                <w:sz w:val="22"/>
-                <w:szCs w:val="22"/>
-              </w:rPr>
-              <w:t xml:space="preserve"> (nếu cần)</w:t>
-            </w:r>
-            <w:r>
-              <w:rPr>
-                <w:sz w:val="22"/>
-                <w:szCs w:val="22"/>
-              </w:rPr>
-              <w:t>.</w:t>
-            </w:r>
-          </w:p>
-          <w:p>
-            <w:pPr>
-              <w:pStyle w:val="BodyTextIndent"/>
-              <w:spacing w:after="0"/>
-              <w:ind w:firstLine="0"/>
-              <w:rPr>
-                <w:rFonts w:ascii="Times New Roman" w:hAnsi="Times New Roman"/>
-                <w:sz w:val="22"/>
-                <w:szCs w:val="22"/>
-              </w:rPr>
-            </w:pPr>
-            <w:r>
-              <w:rPr>
-                <w:rFonts w:ascii="Times New Roman" w:hAnsi="Times New Roman"/>
-                <w:sz w:val="22"/>
-                <w:szCs w:val="22"/>
-              </w:rPr>
-              <w:t>(</w:t>
-            </w:r>
-            <w:r>
-              <w:rPr>
-                <w:rFonts w:ascii="Times New Roman" w:hAnsi="Times New Roman"/>
-                <w:sz w:val="22"/>
-                <w:szCs w:val="22"/>
-              </w:rPr>
-              <w:t>9</w:t>
-            </w:r>
-            <w:r>
-              <w:rPr>
-                <w:rFonts w:ascii="Times New Roman" w:hAnsi="Times New Roman"/>
-                <w:sz w:val="22"/>
-                <w:szCs w:val="22"/>
-              </w:rPr>
-              <w:t>) Quyền hạn, chức vụ của ng</w:t>
-            </w:r>
-            <w:r>
-              <w:rPr>
-                <w:rFonts w:ascii="Times New Roman" w:hAnsi="Times New Roman" w:hint="eastAsia"/>
-                <w:sz w:val="22"/>
-                <w:szCs w:val="22"/>
-              </w:rPr>
-              <w:t>ư</w:t>
-            </w:r>
-            <w:r>
-              <w:rPr>
-                <w:rFonts w:ascii="Times New Roman" w:hAnsi="Times New Roman"/>
-                <w:sz w:val="22"/>
-                <w:szCs w:val="22"/>
-              </w:rPr>
-              <w:t>ời ký (chữ in hoa, đứng, đậm).</w:t>
-            </w:r>
-          </w:p>
-          <w:p>
-            <w:pPr>
-              <w:jc w:val="both"/>
-              <w:rPr>
-                <w:rFonts w:ascii="Times New Roman" w:hAnsi="Times New Roman"/>
-                <w:b/>
-                <w:sz w:val="22"/>
-                <w:szCs w:val="22"/>
-              </w:rPr>
-            </w:pPr>
-            <w:r>
-              <w:rPr>
-                <w:rFonts w:ascii="Times New Roman" w:hAnsi="Times New Roman"/>
-                <w:sz w:val="22"/>
-                <w:szCs w:val="22"/>
-              </w:rPr>
-              <w:t xml:space="preserve">                         </w:t>
-            </w:r>
-            <w:r>
-              <w:rPr>
-                <w:rFonts w:ascii="Times New Roman" w:hAnsi="Times New Roman"/>
-                <w:sz w:val="22"/>
-                <w:szCs w:val="22"/>
-              </w:rPr>
-              <w:t xml:space="preserve">Trường hợp </w:t>
-            </w:r>
-            <w:r>
-              <w:rPr>
-                <w:rFonts w:ascii="Times New Roman" w:hAnsi="Times New Roman"/>
-                <w:sz w:val="22"/>
-                <w:szCs w:val="22"/>
-              </w:rPr>
-              <w:t xml:space="preserve">cấp </w:t>
-            </w:r>
-            <w:r>
-              <w:rPr>
-                <w:rFonts w:ascii="Times New Roman" w:hAnsi="Times New Roman"/>
-                <w:sz w:val="22"/>
-                <w:szCs w:val="22"/>
-              </w:rPr>
-              <w:t>P</w:t>
-            </w:r>
-            <w:r>
-              <w:rPr>
-                <w:rFonts w:ascii="Times New Roman" w:hAnsi="Times New Roman"/>
-                <w:sz w:val="22"/>
-                <w:szCs w:val="22"/>
-              </w:rPr>
-              <w:t>hó</w:t>
-            </w:r>
-            <w:r>
-              <w:rPr>
-                <w:rFonts w:ascii="Times New Roman" w:hAnsi="Times New Roman"/>
-                <w:sz w:val="22"/>
-                <w:szCs w:val="22"/>
-              </w:rPr>
-              <w:t xml:space="preserve"> ký thay</w:t>
-            </w:r>
-            <w:r>
-              <w:rPr>
-                <w:rFonts w:ascii="Times New Roman" w:hAnsi="Times New Roman"/>
-                <w:sz w:val="22"/>
-                <w:szCs w:val="22"/>
-              </w:rPr>
-              <w:t xml:space="preserve"> cấp Trưởng</w:t>
-            </w:r>
-            <w:r>
-              <w:rPr>
-                <w:rFonts w:ascii="Times New Roman" w:hAnsi="Times New Roman"/>
-                <w:sz w:val="22"/>
-                <w:szCs w:val="22"/>
-              </w:rPr>
-              <w:t xml:space="preserve"> thì ghi: </w:t>
-            </w:r>
-            <w:r>
-              <w:rPr>
-                <w:rFonts w:ascii="Times New Roman" w:hAnsi="Times New Roman"/>
-                <w:sz w:val="22"/>
-                <w:szCs w:val="22"/>
-              </w:rPr>
-              <w:t xml:space="preserve">  </w:t>
-            </w:r>
-            <w:r>
-              <w:rPr>
-                <w:rFonts w:ascii="Times New Roman" w:hAnsi="Times New Roman"/>
-                <w:b/>
-                <w:sz w:val="22"/>
-                <w:szCs w:val="22"/>
-              </w:rPr>
-              <w:t>KT. GIÁM ĐỐC</w:t>
-            </w:r>
-          </w:p>
-          <w:p>
-            <w:pPr>
-              <w:jc w:val="both"/>
-              <w:rPr>
-                <w:rFonts w:ascii="Times New Roman" w:hAnsi="Times New Roman"/>
-                <w:b/>
-                <w:sz w:val="22"/>
-                <w:szCs w:val="22"/>
-              </w:rPr>
-            </w:pPr>
-            <w:r>
-              <w:rPr>
-                <w:rFonts w:ascii="Times New Roman" w:hAnsi="Times New Roman"/>
-                <w:b/>
-                <w:sz w:val="22"/>
-                <w:szCs w:val="22"/>
-              </w:rPr>
-              <w:t xml:space="preserve">                                                                                                         PHÓ GIÁM ĐỐC</w:t>
-            </w:r>
-          </w:p>
-          <w:p>
-            <w:pPr>
-              <w:rPr>
-                <w:sz w:val="22"/>
-                <w:szCs w:val="22"/>
-                <w:lang w:val="en-US"/>
-              </w:rPr>
-            </w:pPr>
-            <w:r>
-              <w:rPr>
-                <w:sz w:val="22"/>
-                <w:szCs w:val="22"/>
-                <w:lang w:val="en-US"/>
-              </w:rPr>
-              <w:t>(</w:t>
-            </w:r>
-            <w:r>
-              <w:rPr>
-                <w:sz w:val="22"/>
-                <w:szCs w:val="22"/>
-                <w:lang w:val="en-US"/>
-              </w:rPr>
-              <w:t>1</w:t>
-            </w:r>
-            <w:r>
-              <w:rPr>
-                <w:sz w:val="22"/>
-                <w:szCs w:val="22"/>
-                <w:lang w:val="en-US"/>
-              </w:rPr>
-              <w:t>0</w:t>
-            </w:r>
-            <w:r>
-              <w:rPr>
-                <w:sz w:val="22"/>
-                <w:szCs w:val="22"/>
-                <w:lang w:val="en-US"/>
-              </w:rPr>
-              <w:t xml:space="preserve">) </w:t>
-            </w:r>
-            <w:r>
-              <w:rPr>
-                <w:rFonts w:ascii="Times New Roman" w:hAnsi="Times New Roman"/>
-                <w:sz w:val="22"/>
-                <w:szCs w:val="22"/>
-              </w:rPr>
-              <w:t xml:space="preserve">Chữ viết tắt tên </w:t>
-            </w:r>
-            <w:r>
-              <w:rPr>
-                <w:rFonts w:ascii="Times New Roman" w:hAnsi="Times New Roman" w:hint="eastAsia"/>
-                <w:sz w:val="22"/>
-                <w:szCs w:val="22"/>
-              </w:rPr>
-              <w:t>đơ</w:t>
-            </w:r>
-            <w:r>
-              <w:rPr>
-                <w:rFonts w:ascii="Times New Roman" w:hAnsi="Times New Roman"/>
-                <w:sz w:val="22"/>
-                <w:szCs w:val="22"/>
-              </w:rPr>
-              <w:t>n vị chủ trì soạn thảo và số l</w:t>
-            </w:r>
-            <w:r>
-              <w:rPr>
-                <w:rFonts w:ascii="Times New Roman" w:hAnsi="Times New Roman" w:hint="eastAsia"/>
-                <w:sz w:val="22"/>
-                <w:szCs w:val="22"/>
-              </w:rPr>
-              <w:t>ư</w:t>
-            </w:r>
-            <w:r>
-              <w:rPr>
-                <w:rFonts w:ascii="Times New Roman" w:hAnsi="Times New Roman"/>
-                <w:sz w:val="22"/>
-                <w:szCs w:val="22"/>
-              </w:rPr>
-              <w:t>ợng bản l</w:t>
-            </w:r>
-            <w:r>
-              <w:rPr>
-                <w:rFonts w:ascii="Times New Roman" w:hAnsi="Times New Roman" w:hint="eastAsia"/>
-                <w:sz w:val="22"/>
-                <w:szCs w:val="22"/>
-              </w:rPr>
-              <w:t>ư</w:t>
-            </w:r>
-            <w:r>
-              <w:rPr>
-                <w:rFonts w:ascii="Times New Roman" w:hAnsi="Times New Roman"/>
-                <w:sz w:val="22"/>
-                <w:szCs w:val="22"/>
-              </w:rPr>
-              <w:t>u.</w:t>
-            </w:r>
-          </w:p>
-          <w:p>
-            <w:pPr>
-              <w:pStyle w:val="FootnoteText"/>
-              <w:jc w:val="both"/>
-              <w:rPr>
-                <w:sz w:val="22"/>
-                <w:szCs w:val="22"/>
-                <w:lang w:val="en-US"/>
-              </w:rPr>
-            </w:pPr>
-            <w:r>
-              <w:rPr>
-                <w:sz w:val="22"/>
-                <w:szCs w:val="22"/>
-                <w:lang w:val="en-US"/>
-              </w:rPr>
-              <w:t>(</w:t>
-            </w:r>
-            <w:r>
-              <w:rPr>
-                <w:sz w:val="22"/>
-                <w:szCs w:val="22"/>
-                <w:lang w:val="en-US"/>
-              </w:rPr>
-              <w:t>1</w:t>
-            </w:r>
-            <w:r>
-              <w:rPr>
-                <w:sz w:val="22"/>
-                <w:szCs w:val="22"/>
-                <w:lang w:val="en-US"/>
-              </w:rPr>
-              <w:t>1</w:t>
-            </w:r>
-            <w:r>
-              <w:rPr>
-                <w:sz w:val="22"/>
-                <w:szCs w:val="22"/>
-                <w:lang w:val="en-US"/>
-              </w:rPr>
-              <w:t xml:space="preserve">) Ký hiệu </w:t>
-            </w:r>
-            <w:r>
-              <w:rPr>
-                <w:sz w:val="22"/>
-                <w:szCs w:val="22"/>
-                <w:lang w:val="en-US"/>
-              </w:rPr>
-              <w:t xml:space="preserve">của </w:t>
-            </w:r>
-            <w:r>
-              <w:rPr>
-                <w:sz w:val="22"/>
-                <w:szCs w:val="22"/>
-                <w:lang w:val="en-US"/>
-              </w:rPr>
-              <w:t>ng</w:t>
-            </w:r>
-            <w:r>
-              <w:rPr>
-                <w:rFonts w:hint="eastAsia"/>
-                <w:sz w:val="22"/>
-                <w:szCs w:val="22"/>
-                <w:lang w:val="en-US"/>
-              </w:rPr>
-              <w:t>ư</w:t>
-            </w:r>
-            <w:r>
-              <w:rPr>
-                <w:sz w:val="22"/>
-                <w:szCs w:val="22"/>
-                <w:lang w:val="en-US"/>
-              </w:rPr>
-              <w:t>ời soạn thảo và số l</w:t>
-            </w:r>
-            <w:r>
-              <w:rPr>
-                <w:rFonts w:hint="eastAsia"/>
-                <w:sz w:val="22"/>
-                <w:szCs w:val="22"/>
-                <w:lang w:val="en-US"/>
-              </w:rPr>
-              <w:t>ư</w:t>
-            </w:r>
-            <w:r>
-              <w:rPr>
-                <w:sz w:val="22"/>
-                <w:szCs w:val="22"/>
-                <w:lang w:val="en-US"/>
-              </w:rPr>
-              <w:t>ợng bản phát hành.</w:t>
-            </w:r>
-          </w:p>
-          <w:p>
-            <w:pPr>
-              <w:pStyle w:val="FootnoteText"/>
-              <w:jc w:val="both"/>
-              <w:rPr>
-                <w:sz w:val="22"/>
-                <w:szCs w:val="22"/>
-              </w:rPr>
-            </w:pPr>
-            <w:r>
-              <w:rPr>
-                <w:sz w:val="22"/>
-                <w:szCs w:val="22"/>
-              </w:rPr>
-              <w:t>(</w:t>
-            </w:r>
-            <w:r>
-              <w:rPr>
-                <w:sz w:val="22"/>
-                <w:szCs w:val="22"/>
-              </w:rPr>
-              <w:t>1</w:t>
-            </w:r>
-            <w:r>
-              <w:rPr>
-                <w:sz w:val="22"/>
-                <w:szCs w:val="22"/>
-              </w:rPr>
-              <w:t>2</w:t>
-            </w:r>
-            <w:r>
-              <w:rPr>
-                <w:sz w:val="22"/>
-                <w:szCs w:val="22"/>
-              </w:rPr>
-              <w:t xml:space="preserve">) Ghi số </w:t>
-            </w:r>
-            <w:r>
-              <w:rPr>
-                <w:sz w:val="22"/>
-                <w:szCs w:val="22"/>
-              </w:rPr>
-              <w:t>eOffice</w:t>
-            </w:r>
-            <w:r>
-              <w:rPr>
-                <w:sz w:val="22"/>
-                <w:szCs w:val="22"/>
-              </w:rPr>
-              <w:t>.</w:t>
-            </w:r>
-          </w:p>
-        </w:tc>
-      </w:tr>
     </w:tbl>
+    <w:p/>
     <w:sectPr>
       <w:headerReference w:type="default" r:id="rId7"/>
       <w:footerReference w:type="even" r:id="rId8"/>
@@ -2466,7 +1560,7 @@
 </file>
 
 <file path=word/endnotes.xml><?xml version="1.0" encoding="utf-8"?>
-<w:endnotes xmlns:wpc="http://schemas.microsoft.com/office/word/2010/wordprocessingCanvas" xmlns:cx="http://schemas.microsoft.com/office/drawing/2014/chartex" xmlns:cx1="http://schemas.microsoft.com/office/drawing/2015/9/8/chartex" xmlns:cx2="http://schemas.microsoft.com/office/drawing/2015/10/21/chartex" xmlns:cx3="http://schemas.microsoft.com/office/drawing/2016/5/9/chartex" xmlns:cx4="http://schemas.microsoft.com/office/drawing/2016/5/10/chartex" xmlns:cx5="http://schemas.microsoft.com/office/drawing/2016/5/11/chartex" xmlns:cx6="http://schemas.microsoft.com/office/drawing/2016/5/12/chartex" xmlns:cx7="http://schemas.microsoft.com/office/drawing/2016/5/13/chartex" xmlns:cx8="http://schemas.microsoft.com/office/drawing/2016/5/14/chartex" xmlns:mc="http://schemas.openxmlformats.org/markup-compatibility/2006" xmlns:aink="http://schemas.microsoft.com/office/drawing/2016/ink" xmlns:am3d="http://schemas.microsoft.com/office/drawing/2017/model3d" xmlns:o="urn:schemas-microsoft-com:office:office" xmlns:oel="http://schemas.microsoft.com/office/2019/extlst" xmlns:r="http://schemas.openxmlformats.org/officeDocument/2006/relationships" xmlns:m="http://schemas.openxmlformats.org/officeDocument/2006/math" xmlns:v="urn:schemas-microsoft-com:vml" xmlns:wp14="http://schemas.microsoft.com/office/word/2010/wordprocessingDrawing" xmlns:wp="http://schemas.openxmlformats.org/drawingml/2006/wordprocessingDrawing" xmlns:w10="urn:schemas-microsoft-com:office:word" xmlns:w="http://schemas.openxmlformats.org/wordprocessingml/2006/main" xmlns:w14="http://schemas.microsoft.com/office/word/2010/wordml" xmlns:w15="http://schemas.microsoft.com/office/word/2012/wordml" xmlns:w16cex="http://schemas.microsoft.com/office/word/2018/wordml/cex" xmlns:w16cid="http://schemas.microsoft.com/office/word/2016/wordml/cid" xmlns:w16="http://schemas.microsoft.com/office/word/2018/wordml" xmlns:w16du="http://schemas.microsoft.com/office/word/2023/wordml/word16du" xmlns:w16sdtdh="http://schemas.microsoft.com/office/word/2020/wordml/sdtdatahash" xmlns:w16sdtfl="http://schemas.microsoft.com/office/word/2024/wordml/sdtformatlock" xmlns:w16se="http://schemas.microsoft.com/office/word/2015/wordml/symex" xmlns:wpg="http://schemas.microsoft.com/office/word/2010/wordprocessingGroup" xmlns:wpi="http://schemas.microsoft.com/office/word/2010/wordprocessingInk" xmlns:wne="http://schemas.microsoft.com/office/word/2006/wordml" xmlns:wps="http://schemas.microsoft.com/office/word/2010/wordprocessingShape" mc:Ignorable="w14 w15 w16se w16cid w16 w16cex w16sdtdh w16sdtfl w16du wp14">
+<w:endnotes xmlns:wpc="http://schemas.microsoft.com/office/word/2010/wordprocessingCanvas" xmlns:cx="http://schemas.microsoft.com/office/drawing/2014/chartex" xmlns:cx1="http://schemas.microsoft.com/office/drawing/2015/9/8/chartex" xmlns:cx2="http://schemas.microsoft.com/office/drawing/2015/10/21/chartex" xmlns:cx3="http://schemas.microsoft.com/office/drawing/2016/5/9/chartex" xmlns:cx4="http://schemas.microsoft.com/office/drawing/2016/5/10/chartex" xmlns:cx5="http://schemas.microsoft.com/office/drawing/2016/5/11/chartex" xmlns:cx6="http://schemas.microsoft.com/office/drawing/2016/5/12/chartex" xmlns:cx7="http://schemas.microsoft.com/office/drawing/2016/5/13/chartex" xmlns:cx8="http://schemas.microsoft.com/office/drawing/2016/5/14/chartex" xmlns:mc="http://schemas.openxmlformats.org/markup-compatibility/2006" xmlns:aink="http://schemas.microsoft.com/office/drawing/2016/ink" xmlns:am3d="http://schemas.microsoft.com/office/drawing/2017/model3d" xmlns:o="urn:schemas-microsoft-com:office:office" xmlns:oel="http://schemas.microsoft.com/office/2019/extlst" xmlns:r="http://schemas.openxmlformats.org/officeDocument/2006/relationships" xmlns:m="http://schemas.openxmlformats.org/officeDocument/2006/math" xmlns:v="urn:schemas-microsoft-com:vml" xmlns:wp14="http://schemas.microsoft.com/office/word/2010/wordprocessingDrawing" xmlns:wp="http://schemas.openxmlformats.org/drawingml/2006/wordprocessingDrawing" xmlns:w10="urn:schemas-microsoft-com:office:word" xmlns:w="http://schemas.openxmlformats.org/wordprocessingml/2006/main" xmlns:w14="http://schemas.microsoft.com/office/word/2010/wordml" xmlns:w15="http://schemas.microsoft.com/office/word/2012/wordml" xmlns:w16cei="http://schemas.microsoft.com/office/word/2026/wordml/cei" xmlns:w16cex="http://schemas.microsoft.com/office/word/2018/wordml/cex" xmlns:w16cid="http://schemas.microsoft.com/office/word/2016/wordml/cid" xmlns:w16="http://schemas.microsoft.com/office/word/2018/wordml" xmlns:w16du="http://schemas.microsoft.com/office/word/2023/wordml/word16du" xmlns:w16sdtdh="http://schemas.microsoft.com/office/word/2020/wordml/sdtdatahash" xmlns:w16sdtfl="http://schemas.microsoft.com/office/word/2024/wordml/sdtformatlock" xmlns:w16se="http://schemas.microsoft.com/office/word/2015/wordml/symex" xmlns:wpg="http://schemas.microsoft.com/office/word/2010/wordprocessingGroup" xmlns:wpi="http://schemas.microsoft.com/office/word/2010/wordprocessingInk" xmlns:wne="http://schemas.microsoft.com/office/word/2006/wordml" xmlns:wps="http://schemas.microsoft.com/office/word/2010/wordprocessingShape" mc:Ignorable="w14 w15 w16se w16cid w16 w16cex w16sdtdh w16sdtfl w16du wp14">
   <w:endnote w:type="separator" w:id="-1">
     <w:p>
       <w:r>
@@ -2485,7 +1579,7 @@
 </file>
 
 <file path=word/footer1.xml><?xml version="1.0" encoding="utf-8"?>
-<w:ftr xmlns:wpc="http://schemas.microsoft.com/office/word/2010/wordprocessingCanvas" xmlns:cx="http://schemas.microsoft.com/office/drawing/2014/chartex" xmlns:cx1="http://schemas.microsoft.com/office/drawing/2015/9/8/chartex" xmlns:cx2="http://schemas.microsoft.com/office/drawing/2015/10/21/chartex" xmlns:cx3="http://schemas.microsoft.com/office/drawing/2016/5/9/chartex" xmlns:cx4="http://schemas.microsoft.com/office/drawing/2016/5/10/chartex" xmlns:cx5="http://schemas.microsoft.com/office/drawing/2016/5/11/chartex" xmlns:cx6="http://schemas.microsoft.com/office/drawing/2016/5/12/chartex" xmlns:cx7="http://schemas.microsoft.com/office/drawing/2016/5/13/chartex" xmlns:cx8="http://schemas.microsoft.com/office/drawing/2016/5/14/chartex" xmlns:mc="http://schemas.openxmlformats.org/markup-compatibility/2006" xmlns:aink="http://schemas.microsoft.com/office/drawing/2016/ink" xmlns:am3d="http://schemas.microsoft.com/office/drawing/2017/model3d" xmlns:o="urn:schemas-microsoft-com:office:office" xmlns:oel="http://schemas.microsoft.com/office/2019/extlst" xmlns:r="http://schemas.openxmlformats.org/officeDocument/2006/relationships" xmlns:m="http://schemas.openxmlformats.org/officeDocument/2006/math" xmlns:v="urn:schemas-microsoft-com:vml" xmlns:wp14="http://schemas.microsoft.com/office/word/2010/wordprocessingDrawing" xmlns:wp="http://schemas.openxmlformats.org/drawingml/2006/wordprocessingDrawing" xmlns:w10="urn:schemas-microsoft-com:office:word" xmlns:w="http://schemas.openxmlformats.org/wordprocessingml/2006/main" xmlns:w14="http://schemas.microsoft.com/office/word/2010/wordml" xmlns:w15="http://schemas.microsoft.com/office/word/2012/wordml" xmlns:w16cex="http://schemas.microsoft.com/office/word/2018/wordml/cex" xmlns:w16cid="http://schemas.microsoft.com/office/word/2016/wordml/cid" xmlns:w16="http://schemas.microsoft.com/office/word/2018/wordml" xmlns:w16du="http://schemas.microsoft.com/office/word/2023/wordml/word16du" xmlns:w16sdtdh="http://schemas.microsoft.com/office/word/2020/wordml/sdtdatahash" xmlns:w16sdtfl="http://schemas.microsoft.com/office/word/2024/wordml/sdtformatlock" xmlns:w16se="http://schemas.microsoft.com/office/word/2015/wordml/symex" xmlns:wpg="http://schemas.microsoft.com/office/word/2010/wordprocessingGroup" xmlns:wpi="http://schemas.microsoft.com/office/word/2010/wordprocessingInk" xmlns:wne="http://schemas.microsoft.com/office/word/2006/wordml" xmlns:wps="http://schemas.microsoft.com/office/word/2010/wordprocessingShape" mc:Ignorable="w14 w15 w16se w16cid w16 w16cex w16sdtdh w16sdtfl w16du wp14">
+<w:ftr xmlns:wpc="http://schemas.microsoft.com/office/word/2010/wordprocessingCanvas" xmlns:cx="http://schemas.microsoft.com/office/drawing/2014/chartex" xmlns:cx1="http://schemas.microsoft.com/office/drawing/2015/9/8/chartex" xmlns:cx2="http://schemas.microsoft.com/office/drawing/2015/10/21/chartex" xmlns:cx3="http://schemas.microsoft.com/office/drawing/2016/5/9/chartex" xmlns:cx4="http://schemas.microsoft.com/office/drawing/2016/5/10/chartex" xmlns:cx5="http://schemas.microsoft.com/office/drawing/2016/5/11/chartex" xmlns:cx6="http://schemas.microsoft.com/office/drawing/2016/5/12/chartex" xmlns:cx7="http://schemas.microsoft.com/office/drawing/2016/5/13/chartex" xmlns:cx8="http://schemas.microsoft.com/office/drawing/2016/5/14/chartex" xmlns:mc="http://schemas.openxmlformats.org/markup-compatibility/2006" xmlns:aink="http://schemas.microsoft.com/office/drawing/2016/ink" xmlns:am3d="http://schemas.microsoft.com/office/drawing/2017/model3d" xmlns:o="urn:schemas-microsoft-com:office:office" xmlns:oel="http://schemas.microsoft.com/office/2019/extlst" xmlns:r="http://schemas.openxmlformats.org/officeDocument/2006/relationships" xmlns:m="http://schemas.openxmlformats.org/officeDocument/2006/math" xmlns:v="urn:schemas-microsoft-com:vml" xmlns:wp14="http://schemas.microsoft.com/office/word/2010/wordprocessingDrawing" xmlns:wp="http://schemas.openxmlformats.org/drawingml/2006/wordprocessingDrawing" xmlns:w10="urn:schemas-microsoft-com:office:word" xmlns:w="http://schemas.openxmlformats.org/wordprocessingml/2006/main" xmlns:w14="http://schemas.microsoft.com/office/word/2010/wordml" xmlns:w15="http://schemas.microsoft.com/office/word/2012/wordml" xmlns:w16cei="http://schemas.microsoft.com/office/word/2026/wordml/cei" xmlns:w16cex="http://schemas.microsoft.com/office/word/2018/wordml/cex" xmlns:w16cid="http://schemas.microsoft.com/office/word/2016/wordml/cid" xmlns:w16="http://schemas.microsoft.com/office/word/2018/wordml" xmlns:w16du="http://schemas.microsoft.com/office/word/2023/wordml/word16du" xmlns:w16sdtdh="http://schemas.microsoft.com/office/word/2020/wordml/sdtdatahash" xmlns:w16sdtfl="http://schemas.microsoft.com/office/word/2024/wordml/sdtformatlock" xmlns:w16se="http://schemas.microsoft.com/office/word/2015/wordml/symex" xmlns:wpg="http://schemas.microsoft.com/office/word/2010/wordprocessingGroup" xmlns:wpi="http://schemas.microsoft.com/office/word/2010/wordprocessingInk" xmlns:wne="http://schemas.microsoft.com/office/word/2006/wordml" xmlns:wps="http://schemas.microsoft.com/office/word/2010/wordprocessingShape" mc:Ignorable="w14 w15 w16se w16cid w16 w16cex w16sdtdh w16sdtfl w16du wp14">
   <w:p>
     <w:pPr>
       <w:pStyle w:val="Footer"/>
@@ -2530,7 +1624,7 @@
 </file>
 
 <file path=word/footer2.xml><?xml version="1.0" encoding="utf-8"?>
-<w:ftr xmlns:wpc="http://schemas.microsoft.com/office/word/2010/wordprocessingCanvas" xmlns:cx="http://schemas.microsoft.com/office/drawing/2014/chartex" xmlns:cx1="http://schemas.microsoft.com/office/drawing/2015/9/8/chartex" xmlns:cx2="http://schemas.microsoft.com/office/drawing/2015/10/21/chartex" xmlns:cx3="http://schemas.microsoft.com/office/drawing/2016/5/9/chartex" xmlns:cx4="http://schemas.microsoft.com/office/drawing/2016/5/10/chartex" xmlns:cx5="http://schemas.microsoft.com/office/drawing/2016/5/11/chartex" xmlns:cx6="http://schemas.microsoft.com/office/drawing/2016/5/12/chartex" xmlns:cx7="http://schemas.microsoft.com/office/drawing/2016/5/13/chartex" xmlns:cx8="http://schemas.microsoft.com/office/drawing/2016/5/14/chartex" xmlns:mc="http://schemas.openxmlformats.org/markup-compatibility/2006" xmlns:aink="http://schemas.microsoft.com/office/drawing/2016/ink" xmlns:am3d="http://schemas.microsoft.com/office/drawing/2017/model3d" xmlns:o="urn:schemas-microsoft-com:office:office" xmlns:oel="http://schemas.microsoft.com/office/2019/extlst" xmlns:r="http://schemas.openxmlformats.org/officeDocument/2006/relationships" xmlns:m="http://schemas.openxmlformats.org/officeDocument/2006/math" xmlns:v="urn:schemas-microsoft-com:vml" xmlns:wp14="http://schemas.microsoft.com/office/word/2010/wordprocessingDrawing" xmlns:wp="http://schemas.openxmlformats.org/drawingml/2006/wordprocessingDrawing" xmlns:w10="urn:schemas-microsoft-com:office:word" xmlns:w="http://schemas.openxmlformats.org/wordprocessingml/2006/main" xmlns:w14="http://schemas.microsoft.com/office/word/2010/wordml" xmlns:w15="http://schemas.microsoft.com/office/word/2012/wordml" xmlns:w16cex="http://schemas.microsoft.com/office/word/2018/wordml/cex" xmlns:w16cid="http://schemas.microsoft.com/office/word/2016/wordml/cid" xmlns:w16="http://schemas.microsoft.com/office/word/2018/wordml" xmlns:w16du="http://schemas.microsoft.com/office/word/2023/wordml/word16du" xmlns:w16sdtdh="http://schemas.microsoft.com/office/word/2020/wordml/sdtdatahash" xmlns:w16sdtfl="http://schemas.microsoft.com/office/word/2024/wordml/sdtformatlock" xmlns:w16se="http://schemas.microsoft.com/office/word/2015/wordml/symex" xmlns:wpg="http://schemas.microsoft.com/office/word/2010/wordprocessingGroup" xmlns:wpi="http://schemas.microsoft.com/office/word/2010/wordprocessingInk" xmlns:wne="http://schemas.microsoft.com/office/word/2006/wordml" xmlns:wps="http://schemas.microsoft.com/office/word/2010/wordprocessingShape" mc:Ignorable="w14 w15 w16se w16cid w16 w16cex w16sdtdh w16sdtfl w16du wp14">
+<w:ftr xmlns:wpc="http://schemas.microsoft.com/office/word/2010/wordprocessingCanvas" xmlns:cx="http://schemas.microsoft.com/office/drawing/2014/chartex" xmlns:cx1="http://schemas.microsoft.com/office/drawing/2015/9/8/chartex" xmlns:cx2="http://schemas.microsoft.com/office/drawing/2015/10/21/chartex" xmlns:cx3="http://schemas.microsoft.com/office/drawing/2016/5/9/chartex" xmlns:cx4="http://schemas.microsoft.com/office/drawing/2016/5/10/chartex" xmlns:cx5="http://schemas.microsoft.com/office/drawing/2016/5/11/chartex" xmlns:cx6="http://schemas.microsoft.com/office/drawing/2016/5/12/chartex" xmlns:cx7="http://schemas.microsoft.com/office/drawing/2016/5/13/chartex" xmlns:cx8="http://schemas.microsoft.com/office/drawing/2016/5/14/chartex" xmlns:mc="http://schemas.openxmlformats.org/markup-compatibility/2006" xmlns:aink="http://schemas.microsoft.com/office/drawing/2016/ink" xmlns:am3d="http://schemas.microsoft.com/office/drawing/2017/model3d" xmlns:o="urn:schemas-microsoft-com:office:office" xmlns:oel="http://schemas.microsoft.com/office/2019/extlst" xmlns:r="http://schemas.openxmlformats.org/officeDocument/2006/relationships" xmlns:m="http://schemas.openxmlformats.org/officeDocument/2006/math" xmlns:v="urn:schemas-microsoft-com:vml" xmlns:wp14="http://schemas.microsoft.com/office/word/2010/wordprocessingDrawing" xmlns:wp="http://schemas.openxmlformats.org/drawingml/2006/wordprocessingDrawing" xmlns:w10="urn:schemas-microsoft-com:office:word" xmlns:w="http://schemas.openxmlformats.org/wordprocessingml/2006/main" xmlns:w14="http://schemas.microsoft.com/office/word/2010/wordml" xmlns:w15="http://schemas.microsoft.com/office/word/2012/wordml" xmlns:w16cei="http://schemas.microsoft.com/office/word/2026/wordml/cei" xmlns:w16cex="http://schemas.microsoft.com/office/word/2018/wordml/cex" xmlns:w16cid="http://schemas.microsoft.com/office/word/2016/wordml/cid" xmlns:w16="http://schemas.microsoft.com/office/word/2018/wordml" xmlns:w16du="http://schemas.microsoft.com/office/word/2023/wordml/word16du" xmlns:w16sdtdh="http://schemas.microsoft.com/office/word/2020/wordml/sdtdatahash" xmlns:w16sdtfl="http://schemas.microsoft.com/office/word/2024/wordml/sdtformatlock" xmlns:w16se="http://schemas.microsoft.com/office/word/2015/wordml/symex" xmlns:wpg="http://schemas.microsoft.com/office/word/2010/wordprocessingGroup" xmlns:wpi="http://schemas.microsoft.com/office/word/2010/wordprocessingInk" xmlns:wne="http://schemas.microsoft.com/office/word/2006/wordml" xmlns:wps="http://schemas.microsoft.com/office/word/2010/wordprocessingShape" mc:Ignorable="w14 w15 w16se w16cid w16 w16cex w16sdtdh w16sdtfl w16du wp14">
   <w:p>
     <w:pPr>
       <w:pStyle w:val="Footer"/>
@@ -2541,7 +1635,7 @@
 </file>
 
 <file path=word/footnotes.xml><?xml version="1.0" encoding="utf-8"?>
-<w:footnotes xmlns:wpc="http://schemas.microsoft.com/office/word/2010/wordprocessingCanvas" xmlns:cx="http://schemas.microsoft.com/office/drawing/2014/chartex" xmlns:cx1="http://schemas.microsoft.com/office/drawing/2015/9/8/chartex" xmlns:cx2="http://schemas.microsoft.com/office/drawing/2015/10/21/chartex" xmlns:cx3="http://schemas.microsoft.com/office/drawing/2016/5/9/chartex" xmlns:cx4="http://schemas.microsoft.com/office/drawing/2016/5/10/chartex" xmlns:cx5="http://schemas.microsoft.com/office/drawing/2016/5/11/chartex" xmlns:cx6="http://schemas.microsoft.com/office/drawing/2016/5/12/chartex" xmlns:cx7="http://schemas.microsoft.com/office/drawing/2016/5/13/chartex" xmlns:cx8="http://schemas.microsoft.com/office/drawing/2016/5/14/chartex" xmlns:mc="http://schemas.openxmlformats.org/markup-compatibility/2006" xmlns:aink="http://schemas.microsoft.com/office/drawing/2016/ink" xmlns:am3d="http://schemas.microsoft.com/office/drawing/2017/model3d" xmlns:o="urn:schemas-microsoft-com:office:office" xmlns:oel="http://schemas.microsoft.com/office/2019/extlst" xmlns:r="http://schemas.openxmlformats.org/officeDocument/2006/relationships" xmlns:m="http://schemas.openxmlformats.org/officeDocument/2006/math" xmlns:v="urn:schemas-microsoft-com:vml" xmlns:wp14="http://schemas.microsoft.com/office/word/2010/wordprocessingDrawing" xmlns:wp="http://schemas.openxmlformats.org/drawingml/2006/wordprocessingDrawing" xmlns:w10="urn:schemas-microsoft-com:office:word" xmlns:w="http://schemas.openxmlformats.org/wordprocessingml/2006/main" xmlns:w14="http://schemas.microsoft.com/office/word/2010/wordml" xmlns:w15="http://schemas.microsoft.com/office/word/2012/wordml" xmlns:w16cex="http://schemas.microsoft.com/office/word/2018/wordml/cex" xmlns:w16cid="http://schemas.microsoft.com/office/word/2016/wordml/cid" xmlns:w16="http://schemas.microsoft.com/office/word/2018/wordml" xmlns:w16du="http://schemas.microsoft.com/office/word/2023/wordml/word16du" xmlns:w16sdtdh="http://schemas.microsoft.com/office/word/2020/wordml/sdtdatahash" xmlns:w16sdtfl="http://schemas.microsoft.com/office/word/2024/wordml/sdtformatlock" xmlns:w16se="http://schemas.microsoft.com/office/word/2015/wordml/symex" xmlns:wpg="http://schemas.microsoft.com/office/word/2010/wordprocessingGroup" xmlns:wpi="http://schemas.microsoft.com/office/word/2010/wordprocessingInk" xmlns:wne="http://schemas.microsoft.com/office/word/2006/wordml" xmlns:wps="http://schemas.microsoft.com/office/word/2010/wordprocessingShape" mc:Ignorable="w14 w15 w16se w16cid w16 w16cex w16sdtdh w16sdtfl w16du wp14">
+<w:footnotes xmlns:wpc="http://schemas.microsoft.com/office/word/2010/wordprocessingCanvas" xmlns:cx="http://schemas.microsoft.com/office/drawing/2014/chartex" xmlns:cx1="http://schemas.microsoft.com/office/drawing/2015/9/8/chartex" xmlns:cx2="http://schemas.microsoft.com/office/drawing/2015/10/21/chartex" xmlns:cx3="http://schemas.microsoft.com/office/drawing/2016/5/9/chartex" xmlns:cx4="http://schemas.microsoft.com/office/drawing/2016/5/10/chartex" xmlns:cx5="http://schemas.microsoft.com/office/drawing/2016/5/11/chartex" xmlns:cx6="http://schemas.microsoft.com/office/drawing/2016/5/12/chartex" xmlns:cx7="http://schemas.microsoft.com/office/drawing/2016/5/13/chartex" xmlns:cx8="http://schemas.microsoft.com/office/drawing/2016/5/14/chartex" xmlns:mc="http://schemas.openxmlformats.org/markup-compatibility/2006" xmlns:aink="http://schemas.microsoft.com/office/drawing/2016/ink" xmlns:am3d="http://schemas.microsoft.com/office/drawing/2017/model3d" xmlns:o="urn:schemas-microsoft-com:office:office" xmlns:oel="http://schemas.microsoft.com/office/2019/extlst" xmlns:r="http://schemas.openxmlformats.org/officeDocument/2006/relationships" xmlns:m="http://schemas.openxmlformats.org/officeDocument/2006/math" xmlns:v="urn:schemas-microsoft-com:vml" xmlns:wp14="http://schemas.microsoft.com/office/word/2010/wordprocessingDrawing" xmlns:wp="http://schemas.openxmlformats.org/drawingml/2006/wordprocessingDrawing" xmlns:w10="urn:schemas-microsoft-com:office:word" xmlns:w="http://schemas.openxmlformats.org/wordprocessingml/2006/main" xmlns:w14="http://schemas.microsoft.com/office/word/2010/wordml" xmlns:w15="http://schemas.microsoft.com/office/word/2012/wordml" xmlns:w16cei="http://schemas.microsoft.com/office/word/2026/wordml/cei" xmlns:w16cex="http://schemas.microsoft.com/office/word/2018/wordml/cex" xmlns:w16cid="http://schemas.microsoft.com/office/word/2016/wordml/cid" xmlns:w16="http://schemas.microsoft.com/office/word/2018/wordml" xmlns:w16du="http://schemas.microsoft.com/office/word/2023/wordml/word16du" xmlns:w16sdtdh="http://schemas.microsoft.com/office/word/2020/wordml/sdtdatahash" xmlns:w16sdtfl="http://schemas.microsoft.com/office/word/2024/wordml/sdtformatlock" xmlns:w16se="http://schemas.microsoft.com/office/word/2015/wordml/symex" xmlns:wpg="http://schemas.microsoft.com/office/word/2010/wordprocessingGroup" xmlns:wpi="http://schemas.microsoft.com/office/word/2010/wordprocessingInk" xmlns:wne="http://schemas.microsoft.com/office/word/2006/wordml" xmlns:wps="http://schemas.microsoft.com/office/word/2010/wordprocessingShape" mc:Ignorable="w14 w15 w16se w16cid w16 w16cex w16sdtdh w16sdtfl w16du wp14">
   <w:footnote w:type="separator" w:id="-1">
     <w:p>
       <w:r>
@@ -2560,7 +1654,7 @@
 </file>
 
 <file path=word/header1.xml><?xml version="1.0" encoding="utf-8"?>
-<w:hdr xmlns:wpc="http://schemas.microsoft.com/office/word/2010/wordprocessingCanvas" xmlns:cx="http://schemas.microsoft.com/office/drawing/2014/chartex" xmlns:cx1="http://schemas.microsoft.com/office/drawing/2015/9/8/chartex" xmlns:cx2="http://schemas.microsoft.com/office/drawing/2015/10/21/chartex" xmlns:cx3="http://schemas.microsoft.com/office/drawing/2016/5/9/chartex" xmlns:cx4="http://schemas.microsoft.com/office/drawing/2016/5/10/chartex" xmlns:cx5="http://schemas.microsoft.com/office/drawing/2016/5/11/chartex" xmlns:cx6="http://schemas.microsoft.com/office/drawing/2016/5/12/chartex" xmlns:cx7="http://schemas.microsoft.com/office/drawing/2016/5/13/chartex" xmlns:cx8="http://schemas.microsoft.com/office/drawing/2016/5/14/chartex" xmlns:mc="http://schemas.openxmlformats.org/markup-compatibility/2006" xmlns:aink="http://schemas.microsoft.com/office/drawing/2016/ink" xmlns:am3d="http://schemas.microsoft.com/office/drawing/2017/model3d" xmlns:o="urn:schemas-microsoft-com:office:office" xmlns:oel="http://schemas.microsoft.com/office/2019/extlst" xmlns:r="http://schemas.openxmlformats.org/officeDocument/2006/relationships" xmlns:m="http://schemas.openxmlformats.org/officeDocument/2006/math" xmlns:v="urn:schemas-microsoft-com:vml" xmlns:wp14="http://schemas.microsoft.com/office/word/2010/wordprocessingDrawing" xmlns:wp="http://schemas.openxmlformats.org/drawingml/2006/wordprocessingDrawing" xmlns:w10="urn:schemas-microsoft-com:office:word" xmlns:w="http://schemas.openxmlformats.org/wordprocessingml/2006/main" xmlns:w14="http://schemas.microsoft.com/office/word/2010/wordml" xmlns:w15="http://schemas.microsoft.com/office/word/2012/wordml" xmlns:w16cex="http://schemas.microsoft.com/office/word/2018/wordml/cex" xmlns:w16cid="http://schemas.microsoft.com/office/word/2016/wordml/cid" xmlns:w16="http://schemas.microsoft.com/office/word/2018/wordml" xmlns:w16du="http://schemas.microsoft.com/office/word/2023/wordml/word16du" xmlns:w16sdtdh="http://schemas.microsoft.com/office/word/2020/wordml/sdtdatahash" xmlns:w16sdtfl="http://schemas.microsoft.com/office/word/2024/wordml/sdtformatlock" xmlns:w16se="http://schemas.microsoft.com/office/word/2015/wordml/symex" xmlns:wpg="http://schemas.microsoft.com/office/word/2010/wordprocessingGroup" xmlns:wpi="http://schemas.microsoft.com/office/word/2010/wordprocessingInk" xmlns:wne="http://schemas.microsoft.com/office/word/2006/wordml" xmlns:wps="http://schemas.microsoft.com/office/word/2010/wordprocessingShape" mc:Ignorable="w14 w15 w16se w16cid w16 w16cex w16sdtdh w16sdtfl w16du wp14">
+<w:hdr xmlns:wpc="http://schemas.microsoft.com/office/word/2010/wordprocessingCanvas" xmlns:cx="http://schemas.microsoft.com/office/drawing/2014/chartex" xmlns:cx1="http://schemas.microsoft.com/office/drawing/2015/9/8/chartex" xmlns:cx2="http://schemas.microsoft.com/office/drawing/2015/10/21/chartex" xmlns:cx3="http://schemas.microsoft.com/office/drawing/2016/5/9/chartex" xmlns:cx4="http://schemas.microsoft.com/office/drawing/2016/5/10/chartex" xmlns:cx5="http://schemas.microsoft.com/office/drawing/2016/5/11/chartex" xmlns:cx6="http://schemas.microsoft.com/office/drawing/2016/5/12/chartex" xmlns:cx7="http://schemas.microsoft.com/office/drawing/2016/5/13/chartex" xmlns:cx8="http://schemas.microsoft.com/office/drawing/2016/5/14/chartex" xmlns:mc="http://schemas.openxmlformats.org/markup-compatibility/2006" xmlns:aink="http://schemas.microsoft.com/office/drawing/2016/ink" xmlns:am3d="http://schemas.microsoft.com/office/drawing/2017/model3d" xmlns:o="urn:schemas-microsoft-com:office:office" xmlns:oel="http://schemas.microsoft.com/office/2019/extlst" xmlns:r="http://schemas.openxmlformats.org/officeDocument/2006/relationships" xmlns:m="http://schemas.openxmlformats.org/officeDocument/2006/math" xmlns:v="urn:schemas-microsoft-com:vml" xmlns:wp14="http://schemas.microsoft.com/office/word/2010/wordprocessingDrawing" xmlns:wp="http://schemas.openxmlformats.org/drawingml/2006/wordprocessingDrawing" xmlns:w10="urn:schemas-microsoft-com:office:word" xmlns:w="http://schemas.openxmlformats.org/wordprocessingml/2006/main" xmlns:w14="http://schemas.microsoft.com/office/word/2010/wordml" xmlns:w15="http://schemas.microsoft.com/office/word/2012/wordml" xmlns:w16cei="http://schemas.microsoft.com/office/word/2026/wordml/cei" xmlns:w16cex="http://schemas.microsoft.com/office/word/2018/wordml/cex" xmlns:w16cid="http://schemas.microsoft.com/office/word/2016/wordml/cid" xmlns:w16="http://schemas.microsoft.com/office/word/2018/wordml" xmlns:w16du="http://schemas.microsoft.com/office/word/2023/wordml/word16du" xmlns:w16sdtdh="http://schemas.microsoft.com/office/word/2020/wordml/sdtdatahash" xmlns:w16sdtfl="http://schemas.microsoft.com/office/word/2024/wordml/sdtformatlock" xmlns:w16se="http://schemas.microsoft.com/office/word/2015/wordml/symex" xmlns:wpg="http://schemas.microsoft.com/office/word/2010/wordprocessingGroup" xmlns:wpi="http://schemas.microsoft.com/office/word/2010/wordprocessingInk" xmlns:wne="http://schemas.microsoft.com/office/word/2006/wordml" xmlns:wps="http://schemas.microsoft.com/office/word/2010/wordprocessingShape" mc:Ignorable="w14 w15 w16se w16cid w16 w16cex w16sdtdh w16sdtfl w16du wp14">
   <w:p>
     <w:pPr>
       <w:pStyle w:val="Header"/>
@@ -2592,7 +1686,7 @@
 </file>
 
 <file path=word/numbering.xml><?xml version="1.0" encoding="utf-8"?>
-<w:numbering xmlns:wpc="http://schemas.microsoft.com/office/word/2010/wordprocessingCanvas" xmlns:cx="http://schemas.microsoft.com/office/drawing/2014/chartex" xmlns:cx1="http://schemas.microsoft.com/office/drawing/2015/9/8/chartex" xmlns:cx2="http://schemas.microsoft.com/office/drawing/2015/10/21/chartex" xmlns:cx3="http://schemas.microsoft.com/office/drawing/2016/5/9/chartex" xmlns:cx4="http://schemas.microsoft.com/office/drawing/2016/5/10/chartex" xmlns:cx5="http://schemas.microsoft.com/office/drawing/2016/5/11/chartex" xmlns:cx6="http://schemas.microsoft.com/office/drawing/2016/5/12/chartex" xmlns:cx7="http://schemas.microsoft.com/office/drawing/2016/5/13/chartex" xmlns:cx8="http://schemas.microsoft.com/office/drawing/2016/5/14/chartex" xmlns:mc="http://schemas.openxmlformats.org/markup-compatibility/2006" xmlns:aink="http://schemas.microsoft.com/office/drawing/2016/ink" xmlns:am3d="http://schemas.microsoft.com/office/drawing/2017/model3d" xmlns:o="urn:schemas-microsoft-com:office:office" xmlns:oel="http://schemas.microsoft.com/office/2019/extlst" xmlns:r="http://schemas.openxmlformats.org/officeDocument/2006/relationships" xmlns:m="http://schemas.openxmlformats.org/officeDocument/2006/math" xmlns:v="urn:schemas-microsoft-com:vml" xmlns:wp14="http://schemas.microsoft.com/office/word/2010/wordprocessingDrawing" xmlns:wp="http://schemas.openxmlformats.org/drawingml/2006/wordprocessingDrawing" xmlns:w10="urn:schemas-microsoft-com:office:word" xmlns:w="http://schemas.openxmlformats.org/wordprocessingml/2006/main" xmlns:w14="http://schemas.microsoft.com/office/word/2010/wordml" xmlns:w15="http://schemas.microsoft.com/office/word/2012/wordml" xmlns:w16cex="http://schemas.microsoft.com/office/word/2018/wordml/cex" xmlns:w16cid="http://schemas.microsoft.com/office/word/2016/wordml/cid" xmlns:w16="http://schemas.microsoft.com/office/word/2018/wordml" xmlns:w16du="http://schemas.microsoft.com/office/word/2023/wordml/word16du" xmlns:w16sdtdh="http://schemas.microsoft.com/office/word/2020/wordml/sdtdatahash" xmlns:w16sdtfl="http://schemas.microsoft.com/office/word/2024/wordml/sdtformatlock" xmlns:w16se="http://schemas.microsoft.com/office/word/2015/wordml/symex" xmlns:wpg="http://schemas.microsoft.com/office/word/2010/wordprocessingGroup" xmlns:wpi="http://schemas.microsoft.com/office/word/2010/wordprocessingInk" xmlns:wne="http://schemas.microsoft.com/office/word/2006/wordml" xmlns:wps="http://schemas.microsoft.com/office/word/2010/wordprocessingShape" mc:Ignorable="w14 w15 w16se w16cid w16 w16cex w16sdtdh w16sdtfl w16du wp14">
+<w:numbering xmlns:wpc="http://schemas.microsoft.com/office/word/2010/wordprocessingCanvas" xmlns:cx="http://schemas.microsoft.com/office/drawing/2014/chartex" xmlns:cx1="http://schemas.microsoft.com/office/drawing/2015/9/8/chartex" xmlns:cx2="http://schemas.microsoft.com/office/drawing/2015/10/21/chartex" xmlns:cx3="http://schemas.microsoft.com/office/drawing/2016/5/9/chartex" xmlns:cx4="http://schemas.microsoft.com/office/drawing/2016/5/10/chartex" xmlns:cx5="http://schemas.microsoft.com/office/drawing/2016/5/11/chartex" xmlns:cx6="http://schemas.microsoft.com/office/drawing/2016/5/12/chartex" xmlns:cx7="http://schemas.microsoft.com/office/drawing/2016/5/13/chartex" xmlns:cx8="http://schemas.microsoft.com/office/drawing/2016/5/14/chartex" xmlns:mc="http://schemas.openxmlformats.org/markup-compatibility/2006" xmlns:aink="http://schemas.microsoft.com/office/drawing/2016/ink" xmlns:am3d="http://schemas.microsoft.com/office/drawing/2017/model3d" xmlns:o="urn:schemas-microsoft-com:office:office" xmlns:oel="http://schemas.microsoft.com/office/2019/extlst" xmlns:r="http://schemas.openxmlformats.org/officeDocument/2006/relationships" xmlns:m="http://schemas.openxmlformats.org/officeDocument/2006/math" xmlns:v="urn:schemas-microsoft-com:vml" xmlns:wp14="http://schemas.microsoft.com/office/word/2010/wordprocessingDrawing" xmlns:wp="http://schemas.openxmlformats.org/drawingml/2006/wordprocessingDrawing" xmlns:w10="urn:schemas-microsoft-com:office:word" xmlns:w="http://schemas.openxmlformats.org/wordprocessingml/2006/main" xmlns:w14="http://schemas.microsoft.com/office/word/2010/wordml" xmlns:w15="http://schemas.microsoft.com/office/word/2012/wordml" xmlns:w16cei="http://schemas.microsoft.com/office/word/2026/wordml/cei" xmlns:w16cex="http://schemas.microsoft.com/office/word/2018/wordml/cex" xmlns:w16cid="http://schemas.microsoft.com/office/word/2016/wordml/cid" xmlns:w16="http://schemas.microsoft.com/office/word/2018/wordml" xmlns:w16du="http://schemas.microsoft.com/office/word/2023/wordml/word16du" xmlns:w16sdtdh="http://schemas.microsoft.com/office/word/2020/wordml/sdtdatahash" xmlns:w16sdtfl="http://schemas.microsoft.com/office/word/2024/wordml/sdtformatlock" xmlns:w16se="http://schemas.microsoft.com/office/word/2015/wordml/symex" xmlns:wpg="http://schemas.microsoft.com/office/word/2010/wordprocessingGroup" xmlns:wpi="http://schemas.microsoft.com/office/word/2010/wordprocessingInk" xmlns:wne="http://schemas.microsoft.com/office/word/2006/wordml" xmlns:wps="http://schemas.microsoft.com/office/word/2010/wordprocessingShape" mc:Ignorable="w14 w15 w16se w16cid w16 w16cex w16sdtdh w16sdtfl w16du wp14">
   <w:abstractNum w:abstractNumId="0" w15:restartNumberingAfterBreak="0">
     <w:nsid w:val="27F0573B"/>
     <w:multiLevelType w:val="singleLevel"/>

--- a/webapp/templates/TOTRINH/13_Mau_Giay_moi.docx
+++ b/webapp/templates/TOTRINH/13_Mau_Giay_moi.docx
@@ -1521,24 +1521,7 @@
               </w:rPr>
             </w:pPr>
             <w:r>
-              <w:rPr>
-                <w:rFonts w:ascii="Times New Roman" w:hAnsi="Times New Roman"/>
-                <w:b/>
-                <w:bCs/>
-                <w:szCs w:val="28"/>
-                <w:lang w:val="sv-SE"/>
-              </w:rPr>
-              <w:t>Họ và tên</w:t>
-            </w:r>
-            <w:r>
-              <w:rPr>
-                <w:rFonts w:ascii="Times New Roman" w:hAnsi="Times New Roman"/>
-                <w:b/>
-                <w:bCs/>
-                <w:szCs w:val="28"/>
-                <w:lang w:val="sv-SE"/>
-              </w:rPr>
-              <w:t xml:space="preserve"> </w:t>
+              <w:t>(SIGNER)</w:t>
             </w:r>
           </w:p>
         </w:tc>

--- a/webapp/templates/TOTRINH/13_Mau_Giay_moi.docx
+++ b/webapp/templates/TOTRINH/13_Mau_Giay_moi.docx
@@ -631,49 +631,7 @@
         </w:rPr>
       </w:pPr>
       <w:r>
-        <w:rPr>
-          <w:rFonts w:ascii="Times New Roman" w:hAnsi="Times New Roman"/>
-          <w:b/>
-          <w:szCs w:val="28"/>
-          <w:lang w:val="sv-SE"/>
-        </w:rPr>
-        <w:t xml:space="preserve">................ </w:t>
-      </w:r>
-      <w:r>
-        <w:rPr>
-          <w:rFonts w:ascii="Times New Roman" w:hAnsi="Times New Roman"/>
-          <w:b/>
-          <w:szCs w:val="28"/>
-          <w:lang w:val="sv-SE"/>
-        </w:rPr>
-        <w:t>(</w:t>
-      </w:r>
-      <w:r>
-        <w:rPr>
-          <w:rFonts w:ascii="Times New Roman" w:hAnsi="Times New Roman"/>
-          <w:b/>
-          <w:szCs w:val="28"/>
-          <w:lang w:val="sv-SE"/>
-        </w:rPr>
-        <w:t>3</w:t>
-      </w:r>
-      <w:r>
-        <w:rPr>
-          <w:rFonts w:ascii="Times New Roman" w:hAnsi="Times New Roman"/>
-          <w:b/>
-          <w:szCs w:val="28"/>
-          <w:lang w:val="sv-SE"/>
-        </w:rPr>
-        <w:t>)</w:t>
-      </w:r>
-      <w:r>
-        <w:rPr>
-          <w:rFonts w:ascii="Times New Roman" w:hAnsi="Times New Roman"/>
-          <w:b/>
-          <w:szCs w:val="28"/>
-          <w:lang w:val="sv-SE"/>
-        </w:rPr>
-        <w:t xml:space="preserve"> ...............</w:t>
+        <w:t>(TITLE)</w:t>
       </w:r>
     </w:p>
     <w:p>
